--- a/policies/build/masters/AAC.4_v2_master.docx
+++ b/policies/build/masters/AAC.4_v2_master.docx
@@ -11,40 +11,25 @@
         <w:rPr>
           <w:b/>
           <w:bCs/>
+          <w:sz w:val="28"/>
+          <w:szCs w:val="28"/>
+        </w:rPr>
+        <w:t>Policy on Laboratory Services</w:t>
+      </w:r>
+    </w:p>
+    <w:p>
+      <w:pPr>
+        <w:spacing w:after="60"/>
+        <w:jc w:val="center"/>
+      </w:pPr>
+      <w:r>
+        <w:rPr>
+          <w:b/>
+          <w:bCs/>
           <w:sz w:val="32"/>
           <w:szCs w:val="32"/>
         </w:rPr>
         <w:t xml:space="preserve">«Hospital Name»</w:t>
-      </w:r>
-    </w:p>
-    <w:p>
-      <w:pPr>
-        <w:spacing w:after="60"/>
-        <w:jc w:val="center"/>
-      </w:pPr>
-      <w:r>
-        <w:rPr>
-          <w:b/>
-          <w:bCs/>
-          <w:sz w:val="28"/>
-          <w:szCs w:val="28"/>
-        </w:rPr>
-        <w:t xml:space="preserve">Laboratory Services</w:t>
-      </w:r>
-    </w:p>
-    <w:p>
-      <w:pPr>
-        <w:spacing w:after="240"/>
-        <w:jc w:val="center"/>
-      </w:pPr>
-      <w:r>
-        <w:rPr>
-          <w:i/>
-          <w:iCs/>
-          <w:sz w:val="20"/>
-          <w:szCs w:val="20"/>
-        </w:rPr>
-        <w:t xml:space="preserve">Laboratory services, quality assurance and turnaround time.</w:t>
       </w:r>
     </w:p>
     <w:p>
@@ -2778,195 +2763,6 @@
         <w:t xml:space="preserve">The Nursing Superintendent holds signed acknowledgements with the induction record.</w:t>
       </w:r>
     </w:p>
-    <w:p>
-      <w:pPr>
-        <w:pStyle w:val="Heading1"/>
-        <w:spacing w:after="120" w:before="280"/>
-      </w:pPr>
-      <w:r>
-        <w:t xml:space="preserve">9. References</w:t>
-      </w:r>
-    </w:p>
-    <w:p>
-      <w:pPr>
-        <w:pStyle w:val="ListParagraph"/>
-        <w:numPr>
-          <w:ilvl w:val="0"/>
-          <w:numId w:val="1"/>
-        </w:numPr>
-        <w:spacing w:after="60"/>
-      </w:pPr>
-      <w:r>
-        <w:rPr>
-          <w:sz w:val="22"/>
-          <w:szCs w:val="22"/>
-        </w:rPr>
-        <w:t xml:space="preserve">National Accreditation Board for Hospitals and Healthcare Providers (NABH), Standards for Small Healthcare Organisations, 3rd Edition — Access, Assessment and Continuity of Care chapter, standard AAC.4.</w:t>
-      </w:r>
-    </w:p>
-    <w:p>
-      <w:pPr>
-        <w:pStyle w:val="ListParagraph"/>
-        <w:numPr>
-          <w:ilvl w:val="0"/>
-          <w:numId w:val="1"/>
-        </w:numPr>
-        <w:spacing w:after="60"/>
-      </w:pPr>
-      <w:r>
-        <w:rPr>
-          <w:sz w:val="22"/>
-          <w:szCs w:val="22"/>
-        </w:rPr>
-        <w:t xml:space="preserve">Drugs and Cosmetics Act, 1940 and the Drugs and Cosmetics Rules, 1945 — procurement and storage of reagents and diagnostic kits.</w:t>
-      </w:r>
-    </w:p>
-    <w:p>
-      <w:pPr>
-        <w:pStyle w:val="ListParagraph"/>
-        <w:numPr>
-          <w:ilvl w:val="0"/>
-          <w:numId w:val="1"/>
-        </w:numPr>
-        <w:spacing w:after="60"/>
-      </w:pPr>
-      <w:r>
-        <w:rPr>
-          <w:sz w:val="22"/>
-          <w:szCs w:val="22"/>
-        </w:rPr>
-        <w:t xml:space="preserve">Bio-Medical Waste Management Rules, 2016 — specimen disposal (safety programme is AAC.6).</w:t>
-      </w:r>
-    </w:p>
-    <w:p>
-      <w:pPr>
-        <w:pStyle w:val="ListParagraph"/>
-        <w:numPr>
-          <w:ilvl w:val="0"/>
-          <w:numId w:val="1"/>
-        </w:numPr>
-        <w:spacing w:after="60"/>
-      </w:pPr>
-      <w:r>
-        <w:rPr>
-          <w:sz w:val="22"/>
-          <w:szCs w:val="22"/>
-        </w:rPr>
-        <w:t xml:space="preserve">Internal documents of «Hospital Name»: test menu; specimen handling SOP; critical-value list; outsourced laboratory agreements; IQC and EQAS records; equipment inventory and maintenance logs.</w:t>
-      </w:r>
-    </w:p>
-    <w:p>
-      <w:pPr>
-        <w:pStyle w:val="Heading1"/>
-        <w:spacing w:after="120" w:before="280"/>
-      </w:pPr>
-      <w:r>
-        <w:t xml:space="preserve">10. Distribution</w:t>
-      </w:r>
-    </w:p>
-    <w:p>
-      <w:pPr>
-        <w:spacing w:after="140"/>
-      </w:pPr>
-      <w:r>
-        <w:rPr>
-          <w:sz w:val="22"/>
-          <w:szCs w:val="22"/>
-        </w:rPr>
-        <w:t xml:space="preserve">Official master copy: office of the Medical Superintendent, «Hospital Name», with the Quality Coordinator.</w:t>
-      </w:r>
-    </w:p>
-    <w:p>
-      <w:pPr>
-        <w:spacing w:after="140"/>
-      </w:pPr>
-      <w:r>
-        <w:rPr>
-          <w:sz w:val="22"/>
-          <w:szCs w:val="22"/>
-        </w:rPr>
-        <w:t xml:space="preserve">Copies issued to: laboratory; emergency; every in-patient ward; out-patient; nursing administration.</w:t>
-      </w:r>
-    </w:p>
-    <w:p>
-      <w:pPr>
-        <w:spacing w:after="140"/>
-      </w:pPr>
-      <w:r>
-        <w:rPr>
-          <w:sz w:val="22"/>
-          <w:szCs w:val="22"/>
-        </w:rPr>
-        <w:t xml:space="preserve">The current version is available to all staff at the «front-office policy file» and, if the hospital keeps an intranet, at «staff intranet / policies».</w:t>
-      </w:r>
-    </w:p>
-    <w:p>
-      <w:pPr>
-        <w:spacing w:after="140"/>
-      </w:pPr>
-      <w:r>
-        <w:rPr>
-          <w:sz w:val="22"/>
-          <w:szCs w:val="22"/>
-        </w:rPr>
-        <w:t xml:space="preserve">When a new version is issued, take old copies out of use.</w:t>
-      </w:r>
-    </w:p>
-    <w:p>
-      <w:pPr>
-        <w:pStyle w:val="Heading1"/>
-        <w:spacing w:after="120" w:before="280"/>
-      </w:pPr>
-      <w:r>
-        <w:t xml:space="preserve">11. Abbreviations</w:t>
-      </w:r>
-    </w:p>
-    <w:p>
-      <w:pPr>
-        <w:spacing w:after="140"/>
-      </w:pPr>
-      <w:r>
-        <w:rPr>
-          <w:sz w:val="22"/>
-          <w:szCs w:val="22"/>
-        </w:rPr>
-        <w:t xml:space="preserve">AAC — Access, Assessment and Continuity of Care (NABH SHCO chapter 2)
-CAPA — corrective and preventive action
-EQAS — external quality assurance scheme
-HIC — Hospital Infection Control (NABH SHCO chapter 3)
-IQC — internal quality control
-NABL — National Accreditation Board for Testing and Calibration Laboratories
-NABH — National Accreditation Board for Hospitals and Healthcare Providers
-OE — objective element
-PPE — personal protective equipment
-PSQ — Patient Safety and Quality (NABH SHCO chapter)
-SHCO — Standards for Small Healthcare Organisations
-TAT — turnaround time</w:t>
-      </w:r>
-    </w:p>
-    <w:p>
-      <w:pPr>
-        <w:pStyle w:val="Heading1"/>
-        <w:spacing w:after="120" w:before="280"/>
-      </w:pPr>
-      <w:r>
-        <w:t xml:space="preserve">12. Traceability to NABH SHCO 3rd Edition AAC.4</w:t>
-      </w:r>
-    </w:p>
-    <w:p>
-      <w:pPr>
-        <w:spacing w:after="120"/>
-      </w:pPr>
-      <w:r>
-        <w:rPr>
-          <w:i/>
-          <w:iCs/>
-          <w:sz w:val="20"/>
-          <w:szCs w:val="20"/>
-        </w:rPr>
-        <w:t xml:space="preserve">This table is an index. It is not how the policy is organised.</w:t>
-      </w:r>
-    </w:p>
     <w:tbl>
       <w:tblPr>
         <w:tblW w:type="pct" w:w="100%"/>
@@ -3806,7 +3602,96 @@
         <w:spacing w:after="120" w:before="280"/>
       </w:pPr>
       <w:r>
-        <w:t xml:space="preserve">13. Required Records / Evidence Checklist</w:t>
+        <w:t>9. Distribution</w:t>
+      </w:r>
+    </w:p>
+    <w:p>
+      <w:pPr>
+        <w:spacing w:after="140"/>
+      </w:pPr>
+      <w:r>
+        <w:rPr>
+          <w:sz w:val="22"/>
+          <w:szCs w:val="22"/>
+        </w:rPr>
+        <w:t xml:space="preserve">Official master copy: office of the Medical Superintendent, «Hospital Name», with the Quality Coordinator.</w:t>
+      </w:r>
+    </w:p>
+    <w:p>
+      <w:pPr>
+        <w:spacing w:after="140"/>
+      </w:pPr>
+      <w:r>
+        <w:rPr>
+          <w:sz w:val="22"/>
+          <w:szCs w:val="22"/>
+        </w:rPr>
+        <w:t xml:space="preserve">Copies issued to: laboratory; emergency; every in-patient ward; out-patient; nursing administration.</w:t>
+      </w:r>
+    </w:p>
+    <w:p>
+      <w:pPr>
+        <w:spacing w:after="140"/>
+      </w:pPr>
+      <w:r>
+        <w:rPr>
+          <w:sz w:val="22"/>
+          <w:szCs w:val="22"/>
+        </w:rPr>
+        <w:t xml:space="preserve">The current version is available to all staff at the «front-office policy file» and, if the hospital keeps an intranet, at «staff intranet / policies».</w:t>
+      </w:r>
+    </w:p>
+    <w:p>
+      <w:pPr>
+        <w:spacing w:after="140"/>
+      </w:pPr>
+      <w:r>
+        <w:rPr>
+          <w:sz w:val="22"/>
+          <w:szCs w:val="22"/>
+        </w:rPr>
+        <w:t xml:space="preserve">When a new version is issued, take old copies out of use.</w:t>
+      </w:r>
+    </w:p>
+    <w:p>
+      <w:pPr>
+        <w:pStyle w:val="Heading1"/>
+        <w:spacing w:after="120" w:before="280"/>
+      </w:pPr>
+      <w:r>
+        <w:t>10. Abbreviations</w:t>
+      </w:r>
+    </w:p>
+    <w:p>
+      <w:pPr>
+        <w:spacing w:after="140"/>
+      </w:pPr>
+      <w:r>
+        <w:rPr>
+          <w:sz w:val="22"/>
+          <w:szCs w:val="22"/>
+        </w:rPr>
+        <w:t xml:space="preserve">AAC — Access, Assessment and Continuity of Care (NABH SHCO chapter 2)
+CAPA — corrective and preventive action
+EQAS — external quality assurance scheme
+HIC — Hospital Infection Control (NABH SHCO chapter 3)
+IQC — internal quality control
+NABL — National Accreditation Board for Testing and Calibration Laboratories
+NABH — National Accreditation Board for Hospitals and Healthcare Providers
+OE — objective element
+PPE — personal protective equipment
+PSQ — Patient Safety and Quality (NABH SHCO chapter)
+SHCO — Standards for Small Healthcare Organisations
+TAT — turnaround time</w:t>
+      </w:r>
+    </w:p>
+    <w:p>
+      <w:pPr>
+        <w:pStyle w:val="Heading1"/>
+        <w:spacing w:after="120" w:before="280"/>
+      </w:pPr>
+      <w:r>
+        <w:t>11. Traceability to NABH SHCO 3rd Edition AAC.4</w:t>
       </w:r>
     </w:p>
     <w:p>
@@ -3820,6 +3705,29 @@
           <w:sz w:val="20"/>
           <w:szCs w:val="20"/>
         </w:rPr>
+        <w:t xml:space="preserve">This table is an index. It is not how the policy is organised.</w:t>
+      </w:r>
+    </w:p>
+    <w:p>
+      <w:pPr>
+        <w:pStyle w:val="Heading1"/>
+        <w:spacing w:after="120" w:before="280"/>
+      </w:pPr>
+      <w:r>
+        <w:t>12. Required Records / Evidence Checklist</w:t>
+      </w:r>
+    </w:p>
+    <w:p>
+      <w:pPr>
+        <w:spacing w:after="120"/>
+      </w:pPr>
+      <w:r>
+        <w:rPr>
+          <w:i/>
+          <w:iCs/>
+          <w:sz w:val="20"/>
+          <w:szCs w:val="20"/>
+        </w:rPr>
         <w:t xml:space="preserve">Records the hospital holds under this policy, listed by objective element.</w:t>
       </w:r>
     </w:p>
@@ -4301,6 +4209,83 @@
           <w:szCs w:val="22"/>
         </w:rPr>
         <w:t xml:space="preserve">Record of equipment taken out of service for failed calibration.</w:t>
+      </w:r>
+    </w:p>
+    <w:p>
+      <w:pPr>
+        <w:pStyle w:val="Heading1"/>
+        <w:spacing w:after="120" w:before="280"/>
+      </w:pPr>
+      <w:r>
+        <w:t>13. References</w:t>
+      </w:r>
+    </w:p>
+    <w:p>
+      <w:pPr>
+        <w:pStyle w:val="ListParagraph"/>
+        <w:numPr>
+          <w:ilvl w:val="0"/>
+          <w:numId w:val="1"/>
+        </w:numPr>
+        <w:spacing w:after="60"/>
+      </w:pPr>
+      <w:r>
+        <w:rPr>
+          <w:sz w:val="22"/>
+          <w:szCs w:val="22"/>
+        </w:rPr>
+        <w:t xml:space="preserve">National Accreditation Board for Hospitals and Healthcare Providers (NABH), Standards for Small Healthcare Organisations, 3rd Edition — Access, Assessment and Continuity of Care chapter, standard AAC.4.</w:t>
+      </w:r>
+    </w:p>
+    <w:p>
+      <w:pPr>
+        <w:pStyle w:val="ListParagraph"/>
+        <w:numPr>
+          <w:ilvl w:val="0"/>
+          <w:numId w:val="1"/>
+        </w:numPr>
+        <w:spacing w:after="60"/>
+      </w:pPr>
+      <w:r>
+        <w:rPr>
+          <w:sz w:val="22"/>
+          <w:szCs w:val="22"/>
+        </w:rPr>
+        <w:t xml:space="preserve">Drugs and Cosmetics Act, 1940 and the Drugs and Cosmetics Rules, 1945 — procurement and storage of reagents and diagnostic kits.</w:t>
+      </w:r>
+    </w:p>
+    <w:p>
+      <w:pPr>
+        <w:pStyle w:val="ListParagraph"/>
+        <w:numPr>
+          <w:ilvl w:val="0"/>
+          <w:numId w:val="1"/>
+        </w:numPr>
+        <w:spacing w:after="60"/>
+      </w:pPr>
+      <w:r>
+        <w:rPr>
+          <w:sz w:val="22"/>
+          <w:szCs w:val="22"/>
+        </w:rPr>
+        <w:t xml:space="preserve">Bio-Medical Waste Management Rules, 2016 — specimen disposal (safety programme is AAC.6).</w:t>
+      </w:r>
+    </w:p>
+    <w:p>
+      <w:pPr>
+        <w:pStyle w:val="ListParagraph"/>
+        <w:numPr>
+          <w:ilvl w:val="0"/>
+          <w:numId w:val="1"/>
+        </w:numPr>
+        <w:spacing w:after="60"/>
+      </w:pPr>
+      <w:r>
+        <w:rPr>
+          <w:sz w:val="22"/>
+          <w:szCs w:val="22"/>
+        </w:rPr>
+        <w:t xml:space="preserve">Internal documents of «Hospital Name»: test menu; specimen handling SOP; critical-value list; outsourced laboratory agreements; IQC and EQAS records; equipment inventory and maintenance logs.</w:t>
       </w:r>
     </w:p>
     <w:p>
@@ -4425,7 +4410,7 @@
         <w:sz w:val="16"/>
         <w:szCs w:val="16"/>
       </w:rPr>
-      <w:t xml:space="preserve">«Hospital Name»  |  «AAC/POL/04»  |  Controlled document  |  Laboratory Services</w:t>
+      <w:t>«Hospital Name»  |  «AAC/POL/04»  |  Controlled document  |  Policy on Laboratory Services</w:t>
     </w:r>
   </w:p>
 </w:ftr>

--- a/policies/build/masters/AAC.4_v2_master.docx
+++ b/policies/build/masters/AAC.4_v2_master.docx
@@ -1944,7 +1944,7 @@
           <w:sz w:val="22"/>
           <w:szCs w:val="22"/>
         </w:rPr>
-        <w:t xml:space="preserve">Root-cause analysis is required when the same laboratory defect recurs within six months.</w:t>
+        <w:t>Root-cause analysis is required when the same laboratory defect recurs; the organisation's defined recurrence threshold applies, as documented in the hospital's Root Cause Analysis procedure.</w:t>
       </w:r>
     </w:p>
     <w:p>

--- a/policies/build/masters/AAC.4_v2_master.docx
+++ b/policies/build/masters/AAC.4_v2_master.docx
@@ -2780,6 +2780,7 @@
         <w:gridCol w:w="100"/>
         <w:gridCol w:w="100"/>
         <w:gridCol w:w="100"/>
+        <w:gridCol w:w="100"/>
       </w:tblGrid>
       <w:tr>
         <w:tc>
@@ -2807,6 +2808,26 @@
         </w:tc>
         <w:tc>
           <w:tcPr>
+            <w:tcW w:type="pct" w:w="12%"/>
+            <w:tcBorders>
+              <w:top w:val="single" w:color="999999" w:sz="4"/>
+              <w:left w:val="single" w:color="999999" w:sz="4"/>
+              <w:bottom w:val="single" w:color="999999" w:sz="4"/>
+              <w:right w:val="single" w:color="999999" w:sz="4"/>
+            </w:tcBorders>
+            <w:shd w:fill="E8E8E8" w:val="clear"/>
+          </w:tcPr>
+          <w:p>
+            <w:r>
+              <w:rPr>
+                <w:b/>
+              </w:rPr>
+              <w:t>Level</w:t>
+            </w:r>
+          </w:p>
+        </w:tc>
+        <w:tc>
+          <w:tcPr>
             <w:tcW w:type="pct" w:w="32%"/>
             <w:tcBorders>
               <w:top w:val="single" w:color="999999" w:sz="4"/>
@@ -2900,6 +2921,22 @@
         </w:tc>
         <w:tc>
           <w:tcPr>
+            <w:tcW w:type="pct" w:w="12%"/>
+            <w:tcBorders>
+              <w:top w:val="single" w:color="999999" w:sz="4"/>
+              <w:left w:val="single" w:color="999999" w:sz="4"/>
+              <w:bottom w:val="single" w:color="999999" w:sz="4"/>
+              <w:right w:val="single" w:color="999999" w:sz="4"/>
+            </w:tcBorders>
+          </w:tcPr>
+          <w:p>
+            <w:r>
+              <w:t>Commitment</w:t>
+            </w:r>
+          </w:p>
+        </w:tc>
+        <w:tc>
+          <w:tcPr>
             <w:tcW w:type="pct" w:w="32%"/>
             <w:tcBorders>
               <w:top w:val="single" w:color="999999" w:sz="4"/>
@@ -2990,6 +3027,22 @@
         </w:tc>
         <w:tc>
           <w:tcPr>
+            <w:tcW w:type="pct" w:w="12%"/>
+            <w:tcBorders>
+              <w:top w:val="single" w:color="999999" w:sz="4"/>
+              <w:left w:val="single" w:color="999999" w:sz="4"/>
+              <w:bottom w:val="single" w:color="999999" w:sz="4"/>
+              <w:right w:val="single" w:color="999999" w:sz="4"/>
+            </w:tcBorders>
+          </w:tcPr>
+          <w:p>
+            <w:r>
+              <w:t>Commitment</w:t>
+            </w:r>
+          </w:p>
+        </w:tc>
+        <w:tc>
+          <w:tcPr>
             <w:tcW w:type="pct" w:w="32%"/>
             <w:tcBorders>
               <w:top w:val="single" w:color="999999" w:sz="4"/>
@@ -3080,6 +3133,22 @@
         </w:tc>
         <w:tc>
           <w:tcPr>
+            <w:tcW w:type="pct" w:w="12%"/>
+            <w:tcBorders>
+              <w:top w:val="single" w:color="999999" w:sz="4"/>
+              <w:left w:val="single" w:color="999999" w:sz="4"/>
+              <w:bottom w:val="single" w:color="999999" w:sz="4"/>
+              <w:right w:val="single" w:color="999999" w:sz="4"/>
+            </w:tcBorders>
+          </w:tcPr>
+          <w:p>
+            <w:r>
+              <w:t>Commitment*</w:t>
+            </w:r>
+          </w:p>
+        </w:tc>
+        <w:tc>
+          <w:tcPr>
             <w:tcW w:type="pct" w:w="32%"/>
             <w:tcBorders>
               <w:top w:val="single" w:color="999999" w:sz="4"/>
@@ -3170,6 +3239,22 @@
         </w:tc>
         <w:tc>
           <w:tcPr>
+            <w:tcW w:type="pct" w:w="12%"/>
+            <w:tcBorders>
+              <w:top w:val="single" w:color="999999" w:sz="4"/>
+              <w:left w:val="single" w:color="999999" w:sz="4"/>
+              <w:bottom w:val="single" w:color="999999" w:sz="4"/>
+              <w:right w:val="single" w:color="999999" w:sz="4"/>
+            </w:tcBorders>
+          </w:tcPr>
+          <w:p>
+            <w:r>
+              <w:t>Commitment*</w:t>
+            </w:r>
+          </w:p>
+        </w:tc>
+        <w:tc>
+          <w:tcPr>
             <w:tcW w:type="pct" w:w="32%"/>
             <w:tcBorders>
               <w:top w:val="single" w:color="999999" w:sz="4"/>
@@ -3260,6 +3345,22 @@
         </w:tc>
         <w:tc>
           <w:tcPr>
+            <w:tcW w:type="pct" w:w="12%"/>
+            <w:tcBorders>
+              <w:top w:val="single" w:color="999999" w:sz="4"/>
+              <w:left w:val="single" w:color="999999" w:sz="4"/>
+              <w:bottom w:val="single" w:color="999999" w:sz="4"/>
+              <w:right w:val="single" w:color="999999" w:sz="4"/>
+            </w:tcBorders>
+          </w:tcPr>
+          <w:p>
+            <w:r>
+              <w:t>Commitment*</w:t>
+            </w:r>
+          </w:p>
+        </w:tc>
+        <w:tc>
+          <w:tcPr>
             <w:tcW w:type="pct" w:w="32%"/>
             <w:tcBorders>
               <w:top w:val="single" w:color="999999" w:sz="4"/>
@@ -3350,6 +3451,22 @@
         </w:tc>
         <w:tc>
           <w:tcPr>
+            <w:tcW w:type="pct" w:w="12%"/>
+            <w:tcBorders>
+              <w:top w:val="single" w:color="999999" w:sz="4"/>
+              <w:left w:val="single" w:color="999999" w:sz="4"/>
+              <w:bottom w:val="single" w:color="999999" w:sz="4"/>
+              <w:right w:val="single" w:color="999999" w:sz="4"/>
+            </w:tcBorders>
+          </w:tcPr>
+          <w:p>
+            <w:r>
+              <w:t>Commitment*</w:t>
+            </w:r>
+          </w:p>
+        </w:tc>
+        <w:tc>
+          <w:tcPr>
             <w:tcW w:type="pct" w:w="32%"/>
             <w:tcBorders>
               <w:top w:val="single" w:color="999999" w:sz="4"/>
@@ -3440,6 +3557,22 @@
         </w:tc>
         <w:tc>
           <w:tcPr>
+            <w:tcW w:type="pct" w:w="12%"/>
+            <w:tcBorders>
+              <w:top w:val="single" w:color="999999" w:sz="4"/>
+              <w:left w:val="single" w:color="999999" w:sz="4"/>
+              <w:bottom w:val="single" w:color="999999" w:sz="4"/>
+              <w:right w:val="single" w:color="999999" w:sz="4"/>
+            </w:tcBorders>
+          </w:tcPr>
+          <w:p>
+            <w:r>
+              <w:t>Commitment*</w:t>
+            </w:r>
+          </w:p>
+        </w:tc>
+        <w:tc>
+          <w:tcPr>
             <w:tcW w:type="pct" w:w="32%"/>
             <w:tcBorders>
               <w:top w:val="single" w:color="999999" w:sz="4"/>
@@ -3530,6 +3663,22 @@
         </w:tc>
         <w:tc>
           <w:tcPr>
+            <w:tcW w:type="pct" w:w="12%"/>
+            <w:tcBorders>
+              <w:top w:val="single" w:color="999999" w:sz="4"/>
+              <w:left w:val="single" w:color="999999" w:sz="4"/>
+              <w:bottom w:val="single" w:color="999999" w:sz="4"/>
+              <w:right w:val="single" w:color="999999" w:sz="4"/>
+            </w:tcBorders>
+          </w:tcPr>
+          <w:p>
+            <w:r>
+              <w:t>Commitment*</w:t>
+            </w:r>
+          </w:p>
+        </w:tc>
+        <w:tc>
+          <w:tcPr>
             <w:tcW w:type="pct" w:w="32%"/>
             <w:tcBorders>
               <w:top w:val="single" w:color="999999" w:sz="4"/>
@@ -3662,29 +3811,569 @@
         <w:t>10. Abbreviations</w:t>
       </w:r>
     </w:p>
-    <w:p>
-      <w:pPr>
-        <w:spacing w:after="140"/>
-      </w:pPr>
-      <w:r>
-        <w:rPr>
-          <w:sz w:val="22"/>
-          <w:szCs w:val="22"/>
-        </w:rPr>
-        <w:t xml:space="preserve">AAC — Access, Assessment and Continuity of Care (NABH SHCO chapter 2)
-CAPA — corrective and preventive action
-EQAS — external quality assurance scheme
-HIC — Hospital Infection Control (NABH SHCO chapter 3)
-IQC — internal quality control
-NABL — National Accreditation Board for Testing and Calibration Laboratories
-NABH — National Accreditation Board for Hospitals and Healthcare Providers
-OE — objective element
-PPE — personal protective equipment
-PSQ — Patient Safety and Quality (NABH SHCO chapter)
-SHCO — Standards for Small Healthcare Organisations
-TAT — turnaround time</w:t>
-      </w:r>
-    </w:p>
+    <w:tbl>
+      <w:tblPr>
+        <w:tblW w:type="pct" w:w="100%"/>
+        <w:tblBorders>
+          <w:top w:val="single" w:color="auto" w:sz="4"/>
+          <w:left w:val="single" w:color="auto" w:sz="4"/>
+          <w:bottom w:val="single" w:color="auto" w:sz="4"/>
+          <w:right w:val="single" w:color="auto" w:sz="4"/>
+          <w:insideH w:val="single" w:color="auto" w:sz="4"/>
+          <w:insideV w:val="single" w:color="auto" w:sz="4"/>
+        </w:tblBorders>
+      </w:tblPr>
+      <w:tblGrid>
+        <w:gridCol w:w="100"/>
+        <w:gridCol w:w="100"/>
+      </w:tblGrid>
+      <w:tr>
+        <w:tc>
+          <w:tcPr>
+            <w:tcW w:type="pct" w:w="22%"/>
+            <w:tcBorders>
+              <w:top w:val="single" w:color="999999" w:sz="4"/>
+              <w:left w:val="single" w:color="999999" w:sz="4"/>
+              <w:bottom w:val="single" w:color="999999" w:sz="4"/>
+              <w:right w:val="single" w:color="999999" w:sz="4"/>
+            </w:tcBorders>
+            <w:shd w:fill="E8E8E8" w:val="clear"/>
+          </w:tcPr>
+          <w:p>
+            <w:r>
+              <w:rPr>
+                <w:b/>
+              </w:rPr>
+              <w:t>Abbreviation</w:t>
+            </w:r>
+          </w:p>
+        </w:tc>
+        <w:tc>
+          <w:tcPr>
+            <w:tcW w:type="pct" w:w="22%"/>
+            <w:tcBorders>
+              <w:top w:val="single" w:color="999999" w:sz="4"/>
+              <w:left w:val="single" w:color="999999" w:sz="4"/>
+              <w:bottom w:val="single" w:color="999999" w:sz="4"/>
+              <w:right w:val="single" w:color="999999" w:sz="4"/>
+            </w:tcBorders>
+            <w:shd w:fill="E8E8E8" w:val="clear"/>
+          </w:tcPr>
+          <w:p>
+            <w:r>
+              <w:rPr>
+                <w:b/>
+              </w:rPr>
+              <w:t>Meaning</w:t>
+            </w:r>
+          </w:p>
+        </w:tc>
+      </w:tr>
+      <w:tr>
+        <w:tc>
+          <w:tcPr>
+            <w:tcW w:type="pct" w:w="22%"/>
+            <w:tcBorders>
+              <w:top w:val="single" w:color="999999" w:sz="4"/>
+              <w:left w:val="single" w:color="999999" w:sz="4"/>
+              <w:bottom w:val="single" w:color="999999" w:sz="4"/>
+              <w:right w:val="single" w:color="999999" w:sz="4"/>
+            </w:tcBorders>
+            <w:shd w:fill="E8E8E8" w:val="clear"/>
+          </w:tcPr>
+          <w:p>
+            <w:r>
+              <w:rPr>
+                <w:b w:val="0"/>
+              </w:rPr>
+              <w:t>AAC</w:t>
+            </w:r>
+          </w:p>
+        </w:tc>
+        <w:tc>
+          <w:tcPr>
+            <w:tcW w:type="pct" w:w="22%"/>
+            <w:tcBorders>
+              <w:top w:val="single" w:color="999999" w:sz="4"/>
+              <w:left w:val="single" w:color="999999" w:sz="4"/>
+              <w:bottom w:val="single" w:color="999999" w:sz="4"/>
+              <w:right w:val="single" w:color="999999" w:sz="4"/>
+            </w:tcBorders>
+            <w:shd w:fill="E8E8E8" w:val="clear"/>
+          </w:tcPr>
+          <w:p>
+            <w:r>
+              <w:rPr>
+                <w:b w:val="0"/>
+              </w:rPr>
+              <w:t>Access, Assessment and Continuity of Care (NABH SHCO chapter 2)</w:t>
+            </w:r>
+          </w:p>
+        </w:tc>
+      </w:tr>
+      <w:tr>
+        <w:tc>
+          <w:tcPr>
+            <w:tcW w:type="pct" w:w="22%"/>
+            <w:tcBorders>
+              <w:top w:val="single" w:color="999999" w:sz="4"/>
+              <w:left w:val="single" w:color="999999" w:sz="4"/>
+              <w:bottom w:val="single" w:color="999999" w:sz="4"/>
+              <w:right w:val="single" w:color="999999" w:sz="4"/>
+            </w:tcBorders>
+            <w:shd w:fill="E8E8E8" w:val="clear"/>
+          </w:tcPr>
+          <w:p>
+            <w:r>
+              <w:rPr>
+                <w:b w:val="0"/>
+              </w:rPr>
+              <w:t>CAPA</w:t>
+            </w:r>
+          </w:p>
+        </w:tc>
+        <w:tc>
+          <w:tcPr>
+            <w:tcW w:type="pct" w:w="22%"/>
+            <w:tcBorders>
+              <w:top w:val="single" w:color="999999" w:sz="4"/>
+              <w:left w:val="single" w:color="999999" w:sz="4"/>
+              <w:bottom w:val="single" w:color="999999" w:sz="4"/>
+              <w:right w:val="single" w:color="999999" w:sz="4"/>
+            </w:tcBorders>
+            <w:shd w:fill="E8E8E8" w:val="clear"/>
+          </w:tcPr>
+          <w:p>
+            <w:r>
+              <w:rPr>
+                <w:b w:val="0"/>
+              </w:rPr>
+              <w:t>corrective and preventive action</w:t>
+            </w:r>
+          </w:p>
+        </w:tc>
+      </w:tr>
+      <w:tr>
+        <w:tc>
+          <w:tcPr>
+            <w:tcW w:type="pct" w:w="22%"/>
+            <w:tcBorders>
+              <w:top w:val="single" w:color="999999" w:sz="4"/>
+              <w:left w:val="single" w:color="999999" w:sz="4"/>
+              <w:bottom w:val="single" w:color="999999" w:sz="4"/>
+              <w:right w:val="single" w:color="999999" w:sz="4"/>
+            </w:tcBorders>
+            <w:shd w:fill="E8E8E8" w:val="clear"/>
+          </w:tcPr>
+          <w:p>
+            <w:r>
+              <w:rPr>
+                <w:b w:val="0"/>
+              </w:rPr>
+              <w:t>EQAS</w:t>
+            </w:r>
+          </w:p>
+        </w:tc>
+        <w:tc>
+          <w:tcPr>
+            <w:tcW w:type="pct" w:w="22%"/>
+            <w:tcBorders>
+              <w:top w:val="single" w:color="999999" w:sz="4"/>
+              <w:left w:val="single" w:color="999999" w:sz="4"/>
+              <w:bottom w:val="single" w:color="999999" w:sz="4"/>
+              <w:right w:val="single" w:color="999999" w:sz="4"/>
+            </w:tcBorders>
+            <w:shd w:fill="E8E8E8" w:val="clear"/>
+          </w:tcPr>
+          <w:p>
+            <w:r>
+              <w:rPr>
+                <w:b w:val="0"/>
+              </w:rPr>
+              <w:t>external quality assurance scheme</w:t>
+            </w:r>
+          </w:p>
+        </w:tc>
+      </w:tr>
+      <w:tr>
+        <w:tc>
+          <w:tcPr>
+            <w:tcW w:type="pct" w:w="22%"/>
+            <w:tcBorders>
+              <w:top w:val="single" w:color="999999" w:sz="4"/>
+              <w:left w:val="single" w:color="999999" w:sz="4"/>
+              <w:bottom w:val="single" w:color="999999" w:sz="4"/>
+              <w:right w:val="single" w:color="999999" w:sz="4"/>
+            </w:tcBorders>
+            <w:shd w:fill="E8E8E8" w:val="clear"/>
+          </w:tcPr>
+          <w:p>
+            <w:r>
+              <w:rPr>
+                <w:b w:val="0"/>
+              </w:rPr>
+              <w:t>HIC</w:t>
+            </w:r>
+          </w:p>
+        </w:tc>
+        <w:tc>
+          <w:tcPr>
+            <w:tcW w:type="pct" w:w="22%"/>
+            <w:tcBorders>
+              <w:top w:val="single" w:color="999999" w:sz="4"/>
+              <w:left w:val="single" w:color="999999" w:sz="4"/>
+              <w:bottom w:val="single" w:color="999999" w:sz="4"/>
+              <w:right w:val="single" w:color="999999" w:sz="4"/>
+            </w:tcBorders>
+            <w:shd w:fill="E8E8E8" w:val="clear"/>
+          </w:tcPr>
+          <w:p>
+            <w:r>
+              <w:rPr>
+                <w:b w:val="0"/>
+              </w:rPr>
+              <w:t>Hospital Infection Control (NABH SHCO chapter 3)</w:t>
+            </w:r>
+          </w:p>
+        </w:tc>
+      </w:tr>
+      <w:tr>
+        <w:tc>
+          <w:tcPr>
+            <w:tcW w:type="pct" w:w="22%"/>
+            <w:tcBorders>
+              <w:top w:val="single" w:color="999999" w:sz="4"/>
+              <w:left w:val="single" w:color="999999" w:sz="4"/>
+              <w:bottom w:val="single" w:color="999999" w:sz="4"/>
+              <w:right w:val="single" w:color="999999" w:sz="4"/>
+            </w:tcBorders>
+            <w:shd w:fill="E8E8E8" w:val="clear"/>
+          </w:tcPr>
+          <w:p>
+            <w:r>
+              <w:rPr>
+                <w:b w:val="0"/>
+              </w:rPr>
+              <w:t>IQC</w:t>
+            </w:r>
+          </w:p>
+        </w:tc>
+        <w:tc>
+          <w:tcPr>
+            <w:tcW w:type="pct" w:w="22%"/>
+            <w:tcBorders>
+              <w:top w:val="single" w:color="999999" w:sz="4"/>
+              <w:left w:val="single" w:color="999999" w:sz="4"/>
+              <w:bottom w:val="single" w:color="999999" w:sz="4"/>
+              <w:right w:val="single" w:color="999999" w:sz="4"/>
+            </w:tcBorders>
+            <w:shd w:fill="E8E8E8" w:val="clear"/>
+          </w:tcPr>
+          <w:p>
+            <w:r>
+              <w:rPr>
+                <w:b w:val="0"/>
+              </w:rPr>
+              <w:t>internal quality control</w:t>
+            </w:r>
+          </w:p>
+        </w:tc>
+      </w:tr>
+      <w:tr>
+        <w:tc>
+          <w:tcPr>
+            <w:tcW w:type="pct" w:w="22%"/>
+            <w:tcBorders>
+              <w:top w:val="single" w:color="999999" w:sz="4"/>
+              <w:left w:val="single" w:color="999999" w:sz="4"/>
+              <w:bottom w:val="single" w:color="999999" w:sz="4"/>
+              <w:right w:val="single" w:color="999999" w:sz="4"/>
+            </w:tcBorders>
+            <w:shd w:fill="E8E8E8" w:val="clear"/>
+          </w:tcPr>
+          <w:p>
+            <w:r>
+              <w:rPr>
+                <w:b w:val="0"/>
+              </w:rPr>
+              <w:t>NABL</w:t>
+            </w:r>
+          </w:p>
+        </w:tc>
+        <w:tc>
+          <w:tcPr>
+            <w:tcW w:type="pct" w:w="22%"/>
+            <w:tcBorders>
+              <w:top w:val="single" w:color="999999" w:sz="4"/>
+              <w:left w:val="single" w:color="999999" w:sz="4"/>
+              <w:bottom w:val="single" w:color="999999" w:sz="4"/>
+              <w:right w:val="single" w:color="999999" w:sz="4"/>
+            </w:tcBorders>
+            <w:shd w:fill="E8E8E8" w:val="clear"/>
+          </w:tcPr>
+          <w:p>
+            <w:r>
+              <w:rPr>
+                <w:b w:val="0"/>
+              </w:rPr>
+              <w:t>National Accreditation Board for Testing and Calibration Laboratories</w:t>
+            </w:r>
+          </w:p>
+        </w:tc>
+      </w:tr>
+      <w:tr>
+        <w:tc>
+          <w:tcPr>
+            <w:tcW w:type="pct" w:w="22%"/>
+            <w:tcBorders>
+              <w:top w:val="single" w:color="999999" w:sz="4"/>
+              <w:left w:val="single" w:color="999999" w:sz="4"/>
+              <w:bottom w:val="single" w:color="999999" w:sz="4"/>
+              <w:right w:val="single" w:color="999999" w:sz="4"/>
+            </w:tcBorders>
+            <w:shd w:fill="E8E8E8" w:val="clear"/>
+          </w:tcPr>
+          <w:p>
+            <w:r>
+              <w:rPr>
+                <w:b w:val="0"/>
+              </w:rPr>
+              <w:t>NABH</w:t>
+            </w:r>
+          </w:p>
+        </w:tc>
+        <w:tc>
+          <w:tcPr>
+            <w:tcW w:type="pct" w:w="22%"/>
+            <w:tcBorders>
+              <w:top w:val="single" w:color="999999" w:sz="4"/>
+              <w:left w:val="single" w:color="999999" w:sz="4"/>
+              <w:bottom w:val="single" w:color="999999" w:sz="4"/>
+              <w:right w:val="single" w:color="999999" w:sz="4"/>
+            </w:tcBorders>
+            <w:shd w:fill="E8E8E8" w:val="clear"/>
+          </w:tcPr>
+          <w:p>
+            <w:r>
+              <w:rPr>
+                <w:b w:val="0"/>
+              </w:rPr>
+              <w:t>National Accreditation Board for Hospitals and Healthcare Providers</w:t>
+            </w:r>
+          </w:p>
+        </w:tc>
+      </w:tr>
+      <w:tr>
+        <w:tc>
+          <w:tcPr>
+            <w:tcW w:type="pct" w:w="22%"/>
+            <w:tcBorders>
+              <w:top w:val="single" w:color="999999" w:sz="4"/>
+              <w:left w:val="single" w:color="999999" w:sz="4"/>
+              <w:bottom w:val="single" w:color="999999" w:sz="4"/>
+              <w:right w:val="single" w:color="999999" w:sz="4"/>
+            </w:tcBorders>
+            <w:shd w:fill="E8E8E8" w:val="clear"/>
+          </w:tcPr>
+          <w:p>
+            <w:r>
+              <w:rPr>
+                <w:b w:val="0"/>
+              </w:rPr>
+              <w:t>OE</w:t>
+            </w:r>
+          </w:p>
+        </w:tc>
+        <w:tc>
+          <w:tcPr>
+            <w:tcW w:type="pct" w:w="22%"/>
+            <w:tcBorders>
+              <w:top w:val="single" w:color="999999" w:sz="4"/>
+              <w:left w:val="single" w:color="999999" w:sz="4"/>
+              <w:bottom w:val="single" w:color="999999" w:sz="4"/>
+              <w:right w:val="single" w:color="999999" w:sz="4"/>
+            </w:tcBorders>
+            <w:shd w:fill="E8E8E8" w:val="clear"/>
+          </w:tcPr>
+          <w:p>
+            <w:r>
+              <w:rPr>
+                <w:b w:val="0"/>
+              </w:rPr>
+              <w:t>objective element</w:t>
+            </w:r>
+          </w:p>
+        </w:tc>
+      </w:tr>
+      <w:tr>
+        <w:tc>
+          <w:tcPr>
+            <w:tcW w:type="pct" w:w="22%"/>
+            <w:tcBorders>
+              <w:top w:val="single" w:color="999999" w:sz="4"/>
+              <w:left w:val="single" w:color="999999" w:sz="4"/>
+              <w:bottom w:val="single" w:color="999999" w:sz="4"/>
+              <w:right w:val="single" w:color="999999" w:sz="4"/>
+            </w:tcBorders>
+            <w:shd w:fill="E8E8E8" w:val="clear"/>
+          </w:tcPr>
+          <w:p>
+            <w:r>
+              <w:rPr>
+                <w:b w:val="0"/>
+              </w:rPr>
+              <w:t>PPE</w:t>
+            </w:r>
+          </w:p>
+        </w:tc>
+        <w:tc>
+          <w:tcPr>
+            <w:tcW w:type="pct" w:w="22%"/>
+            <w:tcBorders>
+              <w:top w:val="single" w:color="999999" w:sz="4"/>
+              <w:left w:val="single" w:color="999999" w:sz="4"/>
+              <w:bottom w:val="single" w:color="999999" w:sz="4"/>
+              <w:right w:val="single" w:color="999999" w:sz="4"/>
+            </w:tcBorders>
+            <w:shd w:fill="E8E8E8" w:val="clear"/>
+          </w:tcPr>
+          <w:p>
+            <w:r>
+              <w:rPr>
+                <w:b w:val="0"/>
+              </w:rPr>
+              <w:t>personal protective equipment</w:t>
+            </w:r>
+          </w:p>
+        </w:tc>
+      </w:tr>
+      <w:tr>
+        <w:tc>
+          <w:tcPr>
+            <w:tcW w:type="pct" w:w="22%"/>
+            <w:tcBorders>
+              <w:top w:val="single" w:color="999999" w:sz="4"/>
+              <w:left w:val="single" w:color="999999" w:sz="4"/>
+              <w:bottom w:val="single" w:color="999999" w:sz="4"/>
+              <w:right w:val="single" w:color="999999" w:sz="4"/>
+            </w:tcBorders>
+            <w:shd w:fill="E8E8E8" w:val="clear"/>
+          </w:tcPr>
+          <w:p>
+            <w:r>
+              <w:rPr>
+                <w:b w:val="0"/>
+              </w:rPr>
+              <w:t>PSQ</w:t>
+            </w:r>
+          </w:p>
+        </w:tc>
+        <w:tc>
+          <w:tcPr>
+            <w:tcW w:type="pct" w:w="22%"/>
+            <w:tcBorders>
+              <w:top w:val="single" w:color="999999" w:sz="4"/>
+              <w:left w:val="single" w:color="999999" w:sz="4"/>
+              <w:bottom w:val="single" w:color="999999" w:sz="4"/>
+              <w:right w:val="single" w:color="999999" w:sz="4"/>
+            </w:tcBorders>
+            <w:shd w:fill="E8E8E8" w:val="clear"/>
+          </w:tcPr>
+          <w:p>
+            <w:r>
+              <w:rPr>
+                <w:b w:val="0"/>
+              </w:rPr>
+              <w:t>Patient Safety and Quality (NABH SHCO chapter)</w:t>
+            </w:r>
+          </w:p>
+        </w:tc>
+      </w:tr>
+      <w:tr>
+        <w:tc>
+          <w:tcPr>
+            <w:tcW w:type="pct" w:w="22%"/>
+            <w:tcBorders>
+              <w:top w:val="single" w:color="999999" w:sz="4"/>
+              <w:left w:val="single" w:color="999999" w:sz="4"/>
+              <w:bottom w:val="single" w:color="999999" w:sz="4"/>
+              <w:right w:val="single" w:color="999999" w:sz="4"/>
+            </w:tcBorders>
+            <w:shd w:fill="E8E8E8" w:val="clear"/>
+          </w:tcPr>
+          <w:p>
+            <w:r>
+              <w:rPr>
+                <w:b w:val="0"/>
+              </w:rPr>
+              <w:t>SHCO</w:t>
+            </w:r>
+          </w:p>
+        </w:tc>
+        <w:tc>
+          <w:tcPr>
+            <w:tcW w:type="pct" w:w="22%"/>
+            <w:tcBorders>
+              <w:top w:val="single" w:color="999999" w:sz="4"/>
+              <w:left w:val="single" w:color="999999" w:sz="4"/>
+              <w:bottom w:val="single" w:color="999999" w:sz="4"/>
+              <w:right w:val="single" w:color="999999" w:sz="4"/>
+            </w:tcBorders>
+            <w:shd w:fill="E8E8E8" w:val="clear"/>
+          </w:tcPr>
+          <w:p>
+            <w:r>
+              <w:rPr>
+                <w:b w:val="0"/>
+              </w:rPr>
+              <w:t>Standards for Small Healthcare Organisations</w:t>
+            </w:r>
+          </w:p>
+        </w:tc>
+      </w:tr>
+      <w:tr>
+        <w:tc>
+          <w:tcPr>
+            <w:tcW w:type="pct" w:w="22%"/>
+            <w:tcBorders>
+              <w:top w:val="single" w:color="999999" w:sz="4"/>
+              <w:left w:val="single" w:color="999999" w:sz="4"/>
+              <w:bottom w:val="single" w:color="999999" w:sz="4"/>
+              <w:right w:val="single" w:color="999999" w:sz="4"/>
+            </w:tcBorders>
+            <w:shd w:fill="E8E8E8" w:val="clear"/>
+          </w:tcPr>
+          <w:p>
+            <w:r>
+              <w:rPr>
+                <w:b w:val="0"/>
+              </w:rPr>
+              <w:t>TAT</w:t>
+            </w:r>
+          </w:p>
+        </w:tc>
+        <w:tc>
+          <w:tcPr>
+            <w:tcW w:type="pct" w:w="22%"/>
+            <w:tcBorders>
+              <w:top w:val="single" w:color="999999" w:sz="4"/>
+              <w:left w:val="single" w:color="999999" w:sz="4"/>
+              <w:bottom w:val="single" w:color="999999" w:sz="4"/>
+              <w:right w:val="single" w:color="999999" w:sz="4"/>
+            </w:tcBorders>
+            <w:shd w:fill="E8E8E8" w:val="clear"/>
+          </w:tcPr>
+          <w:p>
+            <w:r>
+              <w:rPr>
+                <w:b w:val="0"/>
+              </w:rPr>
+              <w:t>turnaround time</w:t>
+            </w:r>
+          </w:p>
+        </w:tc>
+      </w:tr>
+    </w:tbl>
     <w:p>
       <w:pPr>
         <w:pStyle w:val="Heading1"/>

--- a/policies/build/masters/AAC.4_v2_master.docx
+++ b/policies/build/masters/AAC.4_v2_master.docx
@@ -677,7 +677,7 @@
           <w:sz w:val="22"/>
           <w:szCs w:val="22"/>
         </w:rPr>
-        <w:t xml:space="preserve">The chapter intent is that laboratory services are reliable, timely and quality-assured.</w:t>
+        <w:t xml:space="preserve">This policy owns laboratory services. AAC.6 owns laboratory safety. AAC.3 owns clinical assessment that laboratory results inform. PSQ.2 owns quality indicators; laboratory TAT and quality-assurance data feed PSQ.2.</w:t>
       </w:r>
     </w:p>
     <w:p>
@@ -689,19 +689,7 @@
           <w:sz w:val="22"/>
           <w:szCs w:val="22"/>
         </w:rPr>
-        <w:t xml:space="preserve">This policy owns laboratory services. AAC.6 owns laboratory safety. AAC.3 owns clinical assessment that laboratory results inform. PSQ.2 owns quality indicators; laboratory TAT and quality-assurance data feed PSQ.2.</w:t>
-      </w:r>
-    </w:p>
-    <w:p>
-      <w:pPr>
-        <w:spacing w:after="140"/>
-      </w:pPr>
-      <w:r>
-        <w:rPr>
-          <w:sz w:val="22"/>
-          <w:szCs w:val="22"/>
-        </w:rPr>
-        <w:t xml:space="preserve">TAT — turnaround time. PPE — personal protective equipment. Words marked «like this» are defaults. A blank marked «________» must be filled before issue.</w:t>
+        <w:t>TAT — turnaround time. PPE — personal protective equipment.</w:t>
       </w:r>
     </w:p>
     <w:p>
@@ -735,103 +723,6 @@
           <w:szCs w:val="22"/>
         </w:rPr>
         <w:t xml:space="preserve">It covers the eight elements AAC.4.a–h: scope of services, infrastructure and human resources, specimen handling, TAT, critical results, outsourcing, quality assurance programme, and calibration and maintenance.</w:t>
-      </w:r>
-    </w:p>
-    <w:p>
-      <w:pPr>
-        <w:spacing w:after="140"/>
-      </w:pPr>
-      <w:r>
-        <w:rPr>
-          <w:sz w:val="22"/>
-          <w:szCs w:val="22"/>
-        </w:rPr>
-        <w:t xml:space="preserve">Boundaries:</w:t>
-      </w:r>
-    </w:p>
-    <w:p>
-      <w:pPr>
-        <w:pStyle w:val="ListParagraph"/>
-        <w:numPr>
-          <w:ilvl w:val="0"/>
-          <w:numId w:val="1"/>
-        </w:numPr>
-        <w:spacing w:after="60"/>
-      </w:pPr>
-      <w:r>
-        <w:rPr>
-          <w:sz w:val="22"/>
-          <w:szCs w:val="22"/>
-        </w:rPr>
-        <w:t xml:space="preserve">AAC.6 owns laboratory safety (safety programme, training, safe practices). This policy owns the laboratory service process.</w:t>
-      </w:r>
-    </w:p>
-    <w:p>
-      <w:pPr>
-        <w:pStyle w:val="ListParagraph"/>
-        <w:numPr>
-          <w:ilvl w:val="0"/>
-          <w:numId w:val="1"/>
-        </w:numPr>
-        <w:spacing w:after="60"/>
-      </w:pPr>
-      <w:r>
-        <w:rPr>
-          <w:sz w:val="22"/>
-          <w:szCs w:val="22"/>
-        </w:rPr>
-        <w:t xml:space="preserve">AAC.5 owns imaging services. Where both laboratory and imaging share equipment (e.g. point-of-care), the service-specific policy owns the quality assurance for that equipment.</w:t>
-      </w:r>
-    </w:p>
-    <w:p>
-      <w:pPr>
-        <w:pStyle w:val="ListParagraph"/>
-        <w:numPr>
-          <w:ilvl w:val="0"/>
-          <w:numId w:val="1"/>
-        </w:numPr>
-        <w:spacing w:after="60"/>
-      </w:pPr>
-      <w:r>
-        <w:rPr>
-          <w:sz w:val="22"/>
-          <w:szCs w:val="22"/>
-        </w:rPr>
-        <w:t xml:space="preserve">HIC owns infection control in the laboratory. This policy owns specimen handling as a service process.</w:t>
-      </w:r>
-    </w:p>
-    <w:p>
-      <w:pPr>
-        <w:pStyle w:val="ListParagraph"/>
-        <w:numPr>
-          <w:ilvl w:val="0"/>
-          <w:numId w:val="1"/>
-        </w:numPr>
-        <w:spacing w:after="60"/>
-      </w:pPr>
-      <w:r>
-        <w:rPr>
-          <w:sz w:val="22"/>
-          <w:szCs w:val="22"/>
-        </w:rPr>
-        <w:t xml:space="preserve">PSQ.2 owns quality indicators. Laboratory TAT and quality-assurance data feed PSQ.2.</w:t>
-      </w:r>
-    </w:p>
-    <w:p>
-      <w:pPr>
-        <w:pStyle w:val="ListParagraph"/>
-        <w:numPr>
-          <w:ilvl w:val="0"/>
-          <w:numId w:val="1"/>
-        </w:numPr>
-        <w:spacing w:after="60"/>
-      </w:pPr>
-      <w:r>
-        <w:rPr>
-          <w:sz w:val="22"/>
-          <w:szCs w:val="22"/>
-        </w:rPr>
-        <w:t xml:space="preserve">Spell out: turnaround time (TAT), personal protective equipment (PPE).</w:t>
       </w:r>
     </w:p>
     <w:p>

--- a/policies/build/masters/AAC.4_v2_master.docx
+++ b/policies/build/masters/AAC.4_v2_master.docx
@@ -666,18 +666,6 @@
           <w:szCs w:val="22"/>
         </w:rPr>
         <w:t xml:space="preserve">This policy says how «Hospital Name» provides laboratory services commensurate with its scope, ensures adequate infrastructure and human resources, manages the specimen journey from requisition to disposal, delivers results within defined turnaround time (TAT), communicates critical results, outsources tests based on quality assurance, and implements a quality assurance programme including calibration and maintenance.</w:t>
-      </w:r>
-    </w:p>
-    <w:p>
-      <w:pPr>
-        <w:spacing w:after="140"/>
-      </w:pPr>
-      <w:r>
-        <w:rPr>
-          <w:sz w:val="22"/>
-          <w:szCs w:val="22"/>
-        </w:rPr>
-        <w:t xml:space="preserve">This policy owns laboratory services. AAC.6 owns laboratory safety. AAC.3 owns clinical assessment that laboratory results inform. PSQ.2 owns quality indicators; laboratory TAT and quality-assurance data feed PSQ.2.</w:t>
       </w:r>
     </w:p>
     <w:p>

--- a/policies/build/masters/AAC.4_v2_master.docx
+++ b/policies/build/masters/AAC.4_v2_master.docx
@@ -2642,6 +2642,658 @@
         <w:t xml:space="preserve">The Nursing Superintendent holds signed acknowledgements with the induction record.</w:t>
       </w:r>
     </w:p>
+    <w:p>
+      <w:pPr>
+        <w:pStyle w:val="Heading1"/>
+        <w:spacing w:after="120" w:before="280"/>
+      </w:pPr>
+      <w:r>
+        <w:t>9. Distribution</w:t>
+      </w:r>
+    </w:p>
+    <w:p>
+      <w:pPr>
+        <w:spacing w:after="140"/>
+      </w:pPr>
+      <w:r>
+        <w:rPr>
+          <w:sz w:val="22"/>
+          <w:szCs w:val="22"/>
+        </w:rPr>
+        <w:t xml:space="preserve">Official master copy: office of the Medical Superintendent, «Hospital Name», with the Quality Coordinator.</w:t>
+      </w:r>
+    </w:p>
+    <w:p>
+      <w:pPr>
+        <w:spacing w:after="140"/>
+      </w:pPr>
+      <w:r>
+        <w:rPr>
+          <w:sz w:val="22"/>
+          <w:szCs w:val="22"/>
+        </w:rPr>
+        <w:t xml:space="preserve">Copies issued to: laboratory; emergency; every in-patient ward; out-patient; nursing administration.</w:t>
+      </w:r>
+    </w:p>
+    <w:p>
+      <w:pPr>
+        <w:spacing w:after="140"/>
+      </w:pPr>
+      <w:r>
+        <w:rPr>
+          <w:sz w:val="22"/>
+          <w:szCs w:val="22"/>
+        </w:rPr>
+        <w:t xml:space="preserve">The current version is available to all staff at the «front-office policy file» and, if the hospital keeps an intranet, at «staff intranet / policies».</w:t>
+      </w:r>
+    </w:p>
+    <w:p>
+      <w:pPr>
+        <w:spacing w:after="140"/>
+      </w:pPr>
+      <w:r>
+        <w:rPr>
+          <w:sz w:val="22"/>
+          <w:szCs w:val="22"/>
+        </w:rPr>
+        <w:t xml:space="preserve">When a new version is issued, take old copies out of use.</w:t>
+      </w:r>
+    </w:p>
+    <w:p>
+      <w:pPr>
+        <w:pStyle w:val="Heading1"/>
+        <w:spacing w:after="120" w:before="280"/>
+      </w:pPr>
+      <w:r>
+        <w:t>10. Abbreviations</w:t>
+      </w:r>
+    </w:p>
+    <w:tbl>
+      <w:tblPr>
+        <w:tblW w:type="pct" w:w="100%"/>
+        <w:tblBorders>
+          <w:top w:val="single" w:color="auto" w:sz="4"/>
+          <w:left w:val="single" w:color="auto" w:sz="4"/>
+          <w:bottom w:val="single" w:color="auto" w:sz="4"/>
+          <w:right w:val="single" w:color="auto" w:sz="4"/>
+          <w:insideH w:val="single" w:color="auto" w:sz="4"/>
+          <w:insideV w:val="single" w:color="auto" w:sz="4"/>
+        </w:tblBorders>
+      </w:tblPr>
+      <w:tblGrid>
+        <w:gridCol w:w="100"/>
+        <w:gridCol w:w="100"/>
+      </w:tblGrid>
+      <w:tr>
+        <w:tc>
+          <w:tcPr>
+            <w:tcW w:type="pct" w:w="22%"/>
+            <w:tcBorders>
+              <w:top w:val="single" w:color="999999" w:sz="4"/>
+              <w:left w:val="single" w:color="999999" w:sz="4"/>
+              <w:bottom w:val="single" w:color="999999" w:sz="4"/>
+              <w:right w:val="single" w:color="999999" w:sz="4"/>
+            </w:tcBorders>
+            <w:shd w:fill="E8E8E8" w:val="clear"/>
+          </w:tcPr>
+          <w:p>
+            <w:r>
+              <w:rPr>
+                <w:b/>
+              </w:rPr>
+              <w:t>Abbreviation</w:t>
+            </w:r>
+          </w:p>
+        </w:tc>
+        <w:tc>
+          <w:tcPr>
+            <w:tcW w:type="pct" w:w="22%"/>
+            <w:tcBorders>
+              <w:top w:val="single" w:color="999999" w:sz="4"/>
+              <w:left w:val="single" w:color="999999" w:sz="4"/>
+              <w:bottom w:val="single" w:color="999999" w:sz="4"/>
+              <w:right w:val="single" w:color="999999" w:sz="4"/>
+            </w:tcBorders>
+            <w:shd w:fill="E8E8E8" w:val="clear"/>
+          </w:tcPr>
+          <w:p>
+            <w:r>
+              <w:rPr>
+                <w:b/>
+              </w:rPr>
+              <w:t>Meaning</w:t>
+            </w:r>
+          </w:p>
+        </w:tc>
+      </w:tr>
+      <w:tr>
+        <w:tc>
+          <w:tcPr>
+            <w:tcW w:type="pct" w:w="22%"/>
+            <w:tcBorders>
+              <w:top w:val="single" w:color="999999" w:sz="4"/>
+              <w:left w:val="single" w:color="999999" w:sz="4"/>
+              <w:bottom w:val="single" w:color="999999" w:sz="4"/>
+              <w:right w:val="single" w:color="999999" w:sz="4"/>
+            </w:tcBorders>
+            <w:shd w:fill="E8E8E8" w:val="clear"/>
+          </w:tcPr>
+          <w:p>
+            <w:r>
+              <w:rPr>
+                <w:b w:val="0"/>
+              </w:rPr>
+              <w:t>AAC</w:t>
+            </w:r>
+          </w:p>
+        </w:tc>
+        <w:tc>
+          <w:tcPr>
+            <w:tcW w:type="pct" w:w="22%"/>
+            <w:tcBorders>
+              <w:top w:val="single" w:color="999999" w:sz="4"/>
+              <w:left w:val="single" w:color="999999" w:sz="4"/>
+              <w:bottom w:val="single" w:color="999999" w:sz="4"/>
+              <w:right w:val="single" w:color="999999" w:sz="4"/>
+            </w:tcBorders>
+            <w:shd w:fill="E8E8E8" w:val="clear"/>
+          </w:tcPr>
+          <w:p>
+            <w:r>
+              <w:rPr>
+                <w:b w:val="0"/>
+              </w:rPr>
+              <w:t>Access, Assessment and Continuity of Care (NABH SHCO chapter 2)</w:t>
+            </w:r>
+          </w:p>
+        </w:tc>
+      </w:tr>
+      <w:tr>
+        <w:tc>
+          <w:tcPr>
+            <w:tcW w:type="pct" w:w="22%"/>
+            <w:tcBorders>
+              <w:top w:val="single" w:color="999999" w:sz="4"/>
+              <w:left w:val="single" w:color="999999" w:sz="4"/>
+              <w:bottom w:val="single" w:color="999999" w:sz="4"/>
+              <w:right w:val="single" w:color="999999" w:sz="4"/>
+            </w:tcBorders>
+            <w:shd w:fill="E8E8E8" w:val="clear"/>
+          </w:tcPr>
+          <w:p>
+            <w:r>
+              <w:rPr>
+                <w:b w:val="0"/>
+              </w:rPr>
+              <w:t>CAPA</w:t>
+            </w:r>
+          </w:p>
+        </w:tc>
+        <w:tc>
+          <w:tcPr>
+            <w:tcW w:type="pct" w:w="22%"/>
+            <w:tcBorders>
+              <w:top w:val="single" w:color="999999" w:sz="4"/>
+              <w:left w:val="single" w:color="999999" w:sz="4"/>
+              <w:bottom w:val="single" w:color="999999" w:sz="4"/>
+              <w:right w:val="single" w:color="999999" w:sz="4"/>
+            </w:tcBorders>
+            <w:shd w:fill="E8E8E8" w:val="clear"/>
+          </w:tcPr>
+          <w:p>
+            <w:r>
+              <w:rPr>
+                <w:b w:val="0"/>
+              </w:rPr>
+              <w:t>corrective and preventive action</w:t>
+            </w:r>
+          </w:p>
+        </w:tc>
+      </w:tr>
+      <w:tr>
+        <w:tc>
+          <w:tcPr>
+            <w:tcW w:type="pct" w:w="22%"/>
+            <w:tcBorders>
+              <w:top w:val="single" w:color="999999" w:sz="4"/>
+              <w:left w:val="single" w:color="999999" w:sz="4"/>
+              <w:bottom w:val="single" w:color="999999" w:sz="4"/>
+              <w:right w:val="single" w:color="999999" w:sz="4"/>
+            </w:tcBorders>
+            <w:shd w:fill="E8E8E8" w:val="clear"/>
+          </w:tcPr>
+          <w:p>
+            <w:r>
+              <w:rPr>
+                <w:b w:val="0"/>
+              </w:rPr>
+              <w:t>EQAS</w:t>
+            </w:r>
+          </w:p>
+        </w:tc>
+        <w:tc>
+          <w:tcPr>
+            <w:tcW w:type="pct" w:w="22%"/>
+            <w:tcBorders>
+              <w:top w:val="single" w:color="999999" w:sz="4"/>
+              <w:left w:val="single" w:color="999999" w:sz="4"/>
+              <w:bottom w:val="single" w:color="999999" w:sz="4"/>
+              <w:right w:val="single" w:color="999999" w:sz="4"/>
+            </w:tcBorders>
+            <w:shd w:fill="E8E8E8" w:val="clear"/>
+          </w:tcPr>
+          <w:p>
+            <w:r>
+              <w:rPr>
+                <w:b w:val="0"/>
+              </w:rPr>
+              <w:t>external quality assurance scheme</w:t>
+            </w:r>
+          </w:p>
+        </w:tc>
+      </w:tr>
+      <w:tr>
+        <w:tc>
+          <w:tcPr>
+            <w:tcW w:type="pct" w:w="22%"/>
+            <w:tcBorders>
+              <w:top w:val="single" w:color="999999" w:sz="4"/>
+              <w:left w:val="single" w:color="999999" w:sz="4"/>
+              <w:bottom w:val="single" w:color="999999" w:sz="4"/>
+              <w:right w:val="single" w:color="999999" w:sz="4"/>
+            </w:tcBorders>
+            <w:shd w:fill="E8E8E8" w:val="clear"/>
+          </w:tcPr>
+          <w:p>
+            <w:r>
+              <w:rPr>
+                <w:b w:val="0"/>
+              </w:rPr>
+              <w:t>HIC</w:t>
+            </w:r>
+          </w:p>
+        </w:tc>
+        <w:tc>
+          <w:tcPr>
+            <w:tcW w:type="pct" w:w="22%"/>
+            <w:tcBorders>
+              <w:top w:val="single" w:color="999999" w:sz="4"/>
+              <w:left w:val="single" w:color="999999" w:sz="4"/>
+              <w:bottom w:val="single" w:color="999999" w:sz="4"/>
+              <w:right w:val="single" w:color="999999" w:sz="4"/>
+            </w:tcBorders>
+            <w:shd w:fill="E8E8E8" w:val="clear"/>
+          </w:tcPr>
+          <w:p>
+            <w:r>
+              <w:rPr>
+                <w:b w:val="0"/>
+              </w:rPr>
+              <w:t>Hospital Infection Control (NABH SHCO chapter 3)</w:t>
+            </w:r>
+          </w:p>
+        </w:tc>
+      </w:tr>
+      <w:tr>
+        <w:tc>
+          <w:tcPr>
+            <w:tcW w:type="pct" w:w="22%"/>
+            <w:tcBorders>
+              <w:top w:val="single" w:color="999999" w:sz="4"/>
+              <w:left w:val="single" w:color="999999" w:sz="4"/>
+              <w:bottom w:val="single" w:color="999999" w:sz="4"/>
+              <w:right w:val="single" w:color="999999" w:sz="4"/>
+            </w:tcBorders>
+            <w:shd w:fill="E8E8E8" w:val="clear"/>
+          </w:tcPr>
+          <w:p>
+            <w:r>
+              <w:rPr>
+                <w:b w:val="0"/>
+              </w:rPr>
+              <w:t>IQC</w:t>
+            </w:r>
+          </w:p>
+        </w:tc>
+        <w:tc>
+          <w:tcPr>
+            <w:tcW w:type="pct" w:w="22%"/>
+            <w:tcBorders>
+              <w:top w:val="single" w:color="999999" w:sz="4"/>
+              <w:left w:val="single" w:color="999999" w:sz="4"/>
+              <w:bottom w:val="single" w:color="999999" w:sz="4"/>
+              <w:right w:val="single" w:color="999999" w:sz="4"/>
+            </w:tcBorders>
+            <w:shd w:fill="E8E8E8" w:val="clear"/>
+          </w:tcPr>
+          <w:p>
+            <w:r>
+              <w:rPr>
+                <w:b w:val="0"/>
+              </w:rPr>
+              <w:t>internal quality control</w:t>
+            </w:r>
+          </w:p>
+        </w:tc>
+      </w:tr>
+      <w:tr>
+        <w:tc>
+          <w:tcPr>
+            <w:tcW w:type="pct" w:w="22%"/>
+            <w:tcBorders>
+              <w:top w:val="single" w:color="999999" w:sz="4"/>
+              <w:left w:val="single" w:color="999999" w:sz="4"/>
+              <w:bottom w:val="single" w:color="999999" w:sz="4"/>
+              <w:right w:val="single" w:color="999999" w:sz="4"/>
+            </w:tcBorders>
+            <w:shd w:fill="E8E8E8" w:val="clear"/>
+          </w:tcPr>
+          <w:p>
+            <w:r>
+              <w:rPr>
+                <w:b w:val="0"/>
+              </w:rPr>
+              <w:t>NABL</w:t>
+            </w:r>
+          </w:p>
+        </w:tc>
+        <w:tc>
+          <w:tcPr>
+            <w:tcW w:type="pct" w:w="22%"/>
+            <w:tcBorders>
+              <w:top w:val="single" w:color="999999" w:sz="4"/>
+              <w:left w:val="single" w:color="999999" w:sz="4"/>
+              <w:bottom w:val="single" w:color="999999" w:sz="4"/>
+              <w:right w:val="single" w:color="999999" w:sz="4"/>
+            </w:tcBorders>
+            <w:shd w:fill="E8E8E8" w:val="clear"/>
+          </w:tcPr>
+          <w:p>
+            <w:r>
+              <w:rPr>
+                <w:b w:val="0"/>
+              </w:rPr>
+              <w:t>National Accreditation Board for Testing and Calibration Laboratories</w:t>
+            </w:r>
+          </w:p>
+        </w:tc>
+      </w:tr>
+      <w:tr>
+        <w:tc>
+          <w:tcPr>
+            <w:tcW w:type="pct" w:w="22%"/>
+            <w:tcBorders>
+              <w:top w:val="single" w:color="999999" w:sz="4"/>
+              <w:left w:val="single" w:color="999999" w:sz="4"/>
+              <w:bottom w:val="single" w:color="999999" w:sz="4"/>
+              <w:right w:val="single" w:color="999999" w:sz="4"/>
+            </w:tcBorders>
+            <w:shd w:fill="E8E8E8" w:val="clear"/>
+          </w:tcPr>
+          <w:p>
+            <w:r>
+              <w:rPr>
+                <w:b w:val="0"/>
+              </w:rPr>
+              <w:t>NABH</w:t>
+            </w:r>
+          </w:p>
+        </w:tc>
+        <w:tc>
+          <w:tcPr>
+            <w:tcW w:type="pct" w:w="22%"/>
+            <w:tcBorders>
+              <w:top w:val="single" w:color="999999" w:sz="4"/>
+              <w:left w:val="single" w:color="999999" w:sz="4"/>
+              <w:bottom w:val="single" w:color="999999" w:sz="4"/>
+              <w:right w:val="single" w:color="999999" w:sz="4"/>
+            </w:tcBorders>
+            <w:shd w:fill="E8E8E8" w:val="clear"/>
+          </w:tcPr>
+          <w:p>
+            <w:r>
+              <w:rPr>
+                <w:b w:val="0"/>
+              </w:rPr>
+              <w:t>National Accreditation Board for Hospitals and Healthcare Providers</w:t>
+            </w:r>
+          </w:p>
+        </w:tc>
+      </w:tr>
+      <w:tr>
+        <w:tc>
+          <w:tcPr>
+            <w:tcW w:type="pct" w:w="22%"/>
+            <w:tcBorders>
+              <w:top w:val="single" w:color="999999" w:sz="4"/>
+              <w:left w:val="single" w:color="999999" w:sz="4"/>
+              <w:bottom w:val="single" w:color="999999" w:sz="4"/>
+              <w:right w:val="single" w:color="999999" w:sz="4"/>
+            </w:tcBorders>
+            <w:shd w:fill="E8E8E8" w:val="clear"/>
+          </w:tcPr>
+          <w:p>
+            <w:r>
+              <w:rPr>
+                <w:b w:val="0"/>
+              </w:rPr>
+              <w:t>OE</w:t>
+            </w:r>
+          </w:p>
+        </w:tc>
+        <w:tc>
+          <w:tcPr>
+            <w:tcW w:type="pct" w:w="22%"/>
+            <w:tcBorders>
+              <w:top w:val="single" w:color="999999" w:sz="4"/>
+              <w:left w:val="single" w:color="999999" w:sz="4"/>
+              <w:bottom w:val="single" w:color="999999" w:sz="4"/>
+              <w:right w:val="single" w:color="999999" w:sz="4"/>
+            </w:tcBorders>
+            <w:shd w:fill="E8E8E8" w:val="clear"/>
+          </w:tcPr>
+          <w:p>
+            <w:r>
+              <w:rPr>
+                <w:b w:val="0"/>
+              </w:rPr>
+              <w:t>objective element</w:t>
+            </w:r>
+          </w:p>
+        </w:tc>
+      </w:tr>
+      <w:tr>
+        <w:tc>
+          <w:tcPr>
+            <w:tcW w:type="pct" w:w="22%"/>
+            <w:tcBorders>
+              <w:top w:val="single" w:color="999999" w:sz="4"/>
+              <w:left w:val="single" w:color="999999" w:sz="4"/>
+              <w:bottom w:val="single" w:color="999999" w:sz="4"/>
+              <w:right w:val="single" w:color="999999" w:sz="4"/>
+            </w:tcBorders>
+            <w:shd w:fill="E8E8E8" w:val="clear"/>
+          </w:tcPr>
+          <w:p>
+            <w:r>
+              <w:rPr>
+                <w:b w:val="0"/>
+              </w:rPr>
+              <w:t>PPE</w:t>
+            </w:r>
+          </w:p>
+        </w:tc>
+        <w:tc>
+          <w:tcPr>
+            <w:tcW w:type="pct" w:w="22%"/>
+            <w:tcBorders>
+              <w:top w:val="single" w:color="999999" w:sz="4"/>
+              <w:left w:val="single" w:color="999999" w:sz="4"/>
+              <w:bottom w:val="single" w:color="999999" w:sz="4"/>
+              <w:right w:val="single" w:color="999999" w:sz="4"/>
+            </w:tcBorders>
+            <w:shd w:fill="E8E8E8" w:val="clear"/>
+          </w:tcPr>
+          <w:p>
+            <w:r>
+              <w:rPr>
+                <w:b w:val="0"/>
+              </w:rPr>
+              <w:t>personal protective equipment</w:t>
+            </w:r>
+          </w:p>
+        </w:tc>
+      </w:tr>
+      <w:tr>
+        <w:tc>
+          <w:tcPr>
+            <w:tcW w:type="pct" w:w="22%"/>
+            <w:tcBorders>
+              <w:top w:val="single" w:color="999999" w:sz="4"/>
+              <w:left w:val="single" w:color="999999" w:sz="4"/>
+              <w:bottom w:val="single" w:color="999999" w:sz="4"/>
+              <w:right w:val="single" w:color="999999" w:sz="4"/>
+            </w:tcBorders>
+            <w:shd w:fill="E8E8E8" w:val="clear"/>
+          </w:tcPr>
+          <w:p>
+            <w:r>
+              <w:rPr>
+                <w:b w:val="0"/>
+              </w:rPr>
+              <w:t>PSQ</w:t>
+            </w:r>
+          </w:p>
+        </w:tc>
+        <w:tc>
+          <w:tcPr>
+            <w:tcW w:type="pct" w:w="22%"/>
+            <w:tcBorders>
+              <w:top w:val="single" w:color="999999" w:sz="4"/>
+              <w:left w:val="single" w:color="999999" w:sz="4"/>
+              <w:bottom w:val="single" w:color="999999" w:sz="4"/>
+              <w:right w:val="single" w:color="999999" w:sz="4"/>
+            </w:tcBorders>
+            <w:shd w:fill="E8E8E8" w:val="clear"/>
+          </w:tcPr>
+          <w:p>
+            <w:r>
+              <w:rPr>
+                <w:b w:val="0"/>
+              </w:rPr>
+              <w:t>Patient Safety and Quality (NABH SHCO chapter)</w:t>
+            </w:r>
+          </w:p>
+        </w:tc>
+      </w:tr>
+      <w:tr>
+        <w:tc>
+          <w:tcPr>
+            <w:tcW w:type="pct" w:w="22%"/>
+            <w:tcBorders>
+              <w:top w:val="single" w:color="999999" w:sz="4"/>
+              <w:left w:val="single" w:color="999999" w:sz="4"/>
+              <w:bottom w:val="single" w:color="999999" w:sz="4"/>
+              <w:right w:val="single" w:color="999999" w:sz="4"/>
+            </w:tcBorders>
+            <w:shd w:fill="E8E8E8" w:val="clear"/>
+          </w:tcPr>
+          <w:p>
+            <w:r>
+              <w:rPr>
+                <w:b w:val="0"/>
+              </w:rPr>
+              <w:t>SHCO</w:t>
+            </w:r>
+          </w:p>
+        </w:tc>
+        <w:tc>
+          <w:tcPr>
+            <w:tcW w:type="pct" w:w="22%"/>
+            <w:tcBorders>
+              <w:top w:val="single" w:color="999999" w:sz="4"/>
+              <w:left w:val="single" w:color="999999" w:sz="4"/>
+              <w:bottom w:val="single" w:color="999999" w:sz="4"/>
+              <w:right w:val="single" w:color="999999" w:sz="4"/>
+            </w:tcBorders>
+            <w:shd w:fill="E8E8E8" w:val="clear"/>
+          </w:tcPr>
+          <w:p>
+            <w:r>
+              <w:rPr>
+                <w:b w:val="0"/>
+              </w:rPr>
+              <w:t>Standards for Small Healthcare Organisations</w:t>
+            </w:r>
+          </w:p>
+        </w:tc>
+      </w:tr>
+      <w:tr>
+        <w:tc>
+          <w:tcPr>
+            <w:tcW w:type="pct" w:w="22%"/>
+            <w:tcBorders>
+              <w:top w:val="single" w:color="999999" w:sz="4"/>
+              <w:left w:val="single" w:color="999999" w:sz="4"/>
+              <w:bottom w:val="single" w:color="999999" w:sz="4"/>
+              <w:right w:val="single" w:color="999999" w:sz="4"/>
+            </w:tcBorders>
+            <w:shd w:fill="E8E8E8" w:val="clear"/>
+          </w:tcPr>
+          <w:p>
+            <w:r>
+              <w:rPr>
+                <w:b w:val="0"/>
+              </w:rPr>
+              <w:t>TAT</w:t>
+            </w:r>
+          </w:p>
+        </w:tc>
+        <w:tc>
+          <w:tcPr>
+            <w:tcW w:type="pct" w:w="22%"/>
+            <w:tcBorders>
+              <w:top w:val="single" w:color="999999" w:sz="4"/>
+              <w:left w:val="single" w:color="999999" w:sz="4"/>
+              <w:bottom w:val="single" w:color="999999" w:sz="4"/>
+              <w:right w:val="single" w:color="999999" w:sz="4"/>
+            </w:tcBorders>
+            <w:shd w:fill="E8E8E8" w:val="clear"/>
+          </w:tcPr>
+          <w:p>
+            <w:r>
+              <w:rPr>
+                <w:b w:val="0"/>
+              </w:rPr>
+              <w:t>turnaround time</w:t>
+            </w:r>
+          </w:p>
+        </w:tc>
+      </w:tr>
+    </w:tbl>
+    <w:p>
+      <w:pPr>
+        <w:pStyle w:val="Heading1"/>
+        <w:spacing w:after="120" w:before="280"/>
+      </w:pPr>
+      <w:r>
+        <w:t>11. Traceability to NABH SHCO 3rd Edition AAC.4</w:t>
+      </w:r>
+    </w:p>
+    <w:p>
+      <w:pPr>
+        <w:spacing w:after="120"/>
+      </w:pPr>
+      <w:r>
+        <w:rPr>
+          <w:i/>
+          <w:iCs/>
+          <w:sz w:val="20"/>
+          <w:szCs w:val="20"/>
+        </w:rPr>
+        <w:t xml:space="preserve">This table is an index. It is not how the policy is organised.</w:t>
+      </w:r>
+    </w:p>
     <w:tbl>
       <w:tblPr>
         <w:tblW w:type="pct" w:w="100%"/>
@@ -3624,658 +4276,6 @@
         </w:tc>
       </w:tr>
     </w:tbl>
-    <w:p>
-      <w:pPr>
-        <w:pStyle w:val="Heading1"/>
-        <w:spacing w:after="120" w:before="280"/>
-      </w:pPr>
-      <w:r>
-        <w:t>9. Distribution</w:t>
-      </w:r>
-    </w:p>
-    <w:p>
-      <w:pPr>
-        <w:spacing w:after="140"/>
-      </w:pPr>
-      <w:r>
-        <w:rPr>
-          <w:sz w:val="22"/>
-          <w:szCs w:val="22"/>
-        </w:rPr>
-        <w:t xml:space="preserve">Official master copy: office of the Medical Superintendent, «Hospital Name», with the Quality Coordinator.</w:t>
-      </w:r>
-    </w:p>
-    <w:p>
-      <w:pPr>
-        <w:spacing w:after="140"/>
-      </w:pPr>
-      <w:r>
-        <w:rPr>
-          <w:sz w:val="22"/>
-          <w:szCs w:val="22"/>
-        </w:rPr>
-        <w:t xml:space="preserve">Copies issued to: laboratory; emergency; every in-patient ward; out-patient; nursing administration.</w:t>
-      </w:r>
-    </w:p>
-    <w:p>
-      <w:pPr>
-        <w:spacing w:after="140"/>
-      </w:pPr>
-      <w:r>
-        <w:rPr>
-          <w:sz w:val="22"/>
-          <w:szCs w:val="22"/>
-        </w:rPr>
-        <w:t xml:space="preserve">The current version is available to all staff at the «front-office policy file» and, if the hospital keeps an intranet, at «staff intranet / policies».</w:t>
-      </w:r>
-    </w:p>
-    <w:p>
-      <w:pPr>
-        <w:spacing w:after="140"/>
-      </w:pPr>
-      <w:r>
-        <w:rPr>
-          <w:sz w:val="22"/>
-          <w:szCs w:val="22"/>
-        </w:rPr>
-        <w:t xml:space="preserve">When a new version is issued, take old copies out of use.</w:t>
-      </w:r>
-    </w:p>
-    <w:p>
-      <w:pPr>
-        <w:pStyle w:val="Heading1"/>
-        <w:spacing w:after="120" w:before="280"/>
-      </w:pPr>
-      <w:r>
-        <w:t>10. Abbreviations</w:t>
-      </w:r>
-    </w:p>
-    <w:tbl>
-      <w:tblPr>
-        <w:tblW w:type="pct" w:w="100%"/>
-        <w:tblBorders>
-          <w:top w:val="single" w:color="auto" w:sz="4"/>
-          <w:left w:val="single" w:color="auto" w:sz="4"/>
-          <w:bottom w:val="single" w:color="auto" w:sz="4"/>
-          <w:right w:val="single" w:color="auto" w:sz="4"/>
-          <w:insideH w:val="single" w:color="auto" w:sz="4"/>
-          <w:insideV w:val="single" w:color="auto" w:sz="4"/>
-        </w:tblBorders>
-      </w:tblPr>
-      <w:tblGrid>
-        <w:gridCol w:w="100"/>
-        <w:gridCol w:w="100"/>
-      </w:tblGrid>
-      <w:tr>
-        <w:tc>
-          <w:tcPr>
-            <w:tcW w:type="pct" w:w="22%"/>
-            <w:tcBorders>
-              <w:top w:val="single" w:color="999999" w:sz="4"/>
-              <w:left w:val="single" w:color="999999" w:sz="4"/>
-              <w:bottom w:val="single" w:color="999999" w:sz="4"/>
-              <w:right w:val="single" w:color="999999" w:sz="4"/>
-            </w:tcBorders>
-            <w:shd w:fill="E8E8E8" w:val="clear"/>
-          </w:tcPr>
-          <w:p>
-            <w:r>
-              <w:rPr>
-                <w:b/>
-              </w:rPr>
-              <w:t>Abbreviation</w:t>
-            </w:r>
-          </w:p>
-        </w:tc>
-        <w:tc>
-          <w:tcPr>
-            <w:tcW w:type="pct" w:w="22%"/>
-            <w:tcBorders>
-              <w:top w:val="single" w:color="999999" w:sz="4"/>
-              <w:left w:val="single" w:color="999999" w:sz="4"/>
-              <w:bottom w:val="single" w:color="999999" w:sz="4"/>
-              <w:right w:val="single" w:color="999999" w:sz="4"/>
-            </w:tcBorders>
-            <w:shd w:fill="E8E8E8" w:val="clear"/>
-          </w:tcPr>
-          <w:p>
-            <w:r>
-              <w:rPr>
-                <w:b/>
-              </w:rPr>
-              <w:t>Meaning</w:t>
-            </w:r>
-          </w:p>
-        </w:tc>
-      </w:tr>
-      <w:tr>
-        <w:tc>
-          <w:tcPr>
-            <w:tcW w:type="pct" w:w="22%"/>
-            <w:tcBorders>
-              <w:top w:val="single" w:color="999999" w:sz="4"/>
-              <w:left w:val="single" w:color="999999" w:sz="4"/>
-              <w:bottom w:val="single" w:color="999999" w:sz="4"/>
-              <w:right w:val="single" w:color="999999" w:sz="4"/>
-            </w:tcBorders>
-            <w:shd w:fill="E8E8E8" w:val="clear"/>
-          </w:tcPr>
-          <w:p>
-            <w:r>
-              <w:rPr>
-                <w:b w:val="0"/>
-              </w:rPr>
-              <w:t>AAC</w:t>
-            </w:r>
-          </w:p>
-        </w:tc>
-        <w:tc>
-          <w:tcPr>
-            <w:tcW w:type="pct" w:w="22%"/>
-            <w:tcBorders>
-              <w:top w:val="single" w:color="999999" w:sz="4"/>
-              <w:left w:val="single" w:color="999999" w:sz="4"/>
-              <w:bottom w:val="single" w:color="999999" w:sz="4"/>
-              <w:right w:val="single" w:color="999999" w:sz="4"/>
-            </w:tcBorders>
-            <w:shd w:fill="E8E8E8" w:val="clear"/>
-          </w:tcPr>
-          <w:p>
-            <w:r>
-              <w:rPr>
-                <w:b w:val="0"/>
-              </w:rPr>
-              <w:t>Access, Assessment and Continuity of Care (NABH SHCO chapter 2)</w:t>
-            </w:r>
-          </w:p>
-        </w:tc>
-      </w:tr>
-      <w:tr>
-        <w:tc>
-          <w:tcPr>
-            <w:tcW w:type="pct" w:w="22%"/>
-            <w:tcBorders>
-              <w:top w:val="single" w:color="999999" w:sz="4"/>
-              <w:left w:val="single" w:color="999999" w:sz="4"/>
-              <w:bottom w:val="single" w:color="999999" w:sz="4"/>
-              <w:right w:val="single" w:color="999999" w:sz="4"/>
-            </w:tcBorders>
-            <w:shd w:fill="E8E8E8" w:val="clear"/>
-          </w:tcPr>
-          <w:p>
-            <w:r>
-              <w:rPr>
-                <w:b w:val="0"/>
-              </w:rPr>
-              <w:t>CAPA</w:t>
-            </w:r>
-          </w:p>
-        </w:tc>
-        <w:tc>
-          <w:tcPr>
-            <w:tcW w:type="pct" w:w="22%"/>
-            <w:tcBorders>
-              <w:top w:val="single" w:color="999999" w:sz="4"/>
-              <w:left w:val="single" w:color="999999" w:sz="4"/>
-              <w:bottom w:val="single" w:color="999999" w:sz="4"/>
-              <w:right w:val="single" w:color="999999" w:sz="4"/>
-            </w:tcBorders>
-            <w:shd w:fill="E8E8E8" w:val="clear"/>
-          </w:tcPr>
-          <w:p>
-            <w:r>
-              <w:rPr>
-                <w:b w:val="0"/>
-              </w:rPr>
-              <w:t>corrective and preventive action</w:t>
-            </w:r>
-          </w:p>
-        </w:tc>
-      </w:tr>
-      <w:tr>
-        <w:tc>
-          <w:tcPr>
-            <w:tcW w:type="pct" w:w="22%"/>
-            <w:tcBorders>
-              <w:top w:val="single" w:color="999999" w:sz="4"/>
-              <w:left w:val="single" w:color="999999" w:sz="4"/>
-              <w:bottom w:val="single" w:color="999999" w:sz="4"/>
-              <w:right w:val="single" w:color="999999" w:sz="4"/>
-            </w:tcBorders>
-            <w:shd w:fill="E8E8E8" w:val="clear"/>
-          </w:tcPr>
-          <w:p>
-            <w:r>
-              <w:rPr>
-                <w:b w:val="0"/>
-              </w:rPr>
-              <w:t>EQAS</w:t>
-            </w:r>
-          </w:p>
-        </w:tc>
-        <w:tc>
-          <w:tcPr>
-            <w:tcW w:type="pct" w:w="22%"/>
-            <w:tcBorders>
-              <w:top w:val="single" w:color="999999" w:sz="4"/>
-              <w:left w:val="single" w:color="999999" w:sz="4"/>
-              <w:bottom w:val="single" w:color="999999" w:sz="4"/>
-              <w:right w:val="single" w:color="999999" w:sz="4"/>
-            </w:tcBorders>
-            <w:shd w:fill="E8E8E8" w:val="clear"/>
-          </w:tcPr>
-          <w:p>
-            <w:r>
-              <w:rPr>
-                <w:b w:val="0"/>
-              </w:rPr>
-              <w:t>external quality assurance scheme</w:t>
-            </w:r>
-          </w:p>
-        </w:tc>
-      </w:tr>
-      <w:tr>
-        <w:tc>
-          <w:tcPr>
-            <w:tcW w:type="pct" w:w="22%"/>
-            <w:tcBorders>
-              <w:top w:val="single" w:color="999999" w:sz="4"/>
-              <w:left w:val="single" w:color="999999" w:sz="4"/>
-              <w:bottom w:val="single" w:color="999999" w:sz="4"/>
-              <w:right w:val="single" w:color="999999" w:sz="4"/>
-            </w:tcBorders>
-            <w:shd w:fill="E8E8E8" w:val="clear"/>
-          </w:tcPr>
-          <w:p>
-            <w:r>
-              <w:rPr>
-                <w:b w:val="0"/>
-              </w:rPr>
-              <w:t>HIC</w:t>
-            </w:r>
-          </w:p>
-        </w:tc>
-        <w:tc>
-          <w:tcPr>
-            <w:tcW w:type="pct" w:w="22%"/>
-            <w:tcBorders>
-              <w:top w:val="single" w:color="999999" w:sz="4"/>
-              <w:left w:val="single" w:color="999999" w:sz="4"/>
-              <w:bottom w:val="single" w:color="999999" w:sz="4"/>
-              <w:right w:val="single" w:color="999999" w:sz="4"/>
-            </w:tcBorders>
-            <w:shd w:fill="E8E8E8" w:val="clear"/>
-          </w:tcPr>
-          <w:p>
-            <w:r>
-              <w:rPr>
-                <w:b w:val="0"/>
-              </w:rPr>
-              <w:t>Hospital Infection Control (NABH SHCO chapter 3)</w:t>
-            </w:r>
-          </w:p>
-        </w:tc>
-      </w:tr>
-      <w:tr>
-        <w:tc>
-          <w:tcPr>
-            <w:tcW w:type="pct" w:w="22%"/>
-            <w:tcBorders>
-              <w:top w:val="single" w:color="999999" w:sz="4"/>
-              <w:left w:val="single" w:color="999999" w:sz="4"/>
-              <w:bottom w:val="single" w:color="999999" w:sz="4"/>
-              <w:right w:val="single" w:color="999999" w:sz="4"/>
-            </w:tcBorders>
-            <w:shd w:fill="E8E8E8" w:val="clear"/>
-          </w:tcPr>
-          <w:p>
-            <w:r>
-              <w:rPr>
-                <w:b w:val="0"/>
-              </w:rPr>
-              <w:t>IQC</w:t>
-            </w:r>
-          </w:p>
-        </w:tc>
-        <w:tc>
-          <w:tcPr>
-            <w:tcW w:type="pct" w:w="22%"/>
-            <w:tcBorders>
-              <w:top w:val="single" w:color="999999" w:sz="4"/>
-              <w:left w:val="single" w:color="999999" w:sz="4"/>
-              <w:bottom w:val="single" w:color="999999" w:sz="4"/>
-              <w:right w:val="single" w:color="999999" w:sz="4"/>
-            </w:tcBorders>
-            <w:shd w:fill="E8E8E8" w:val="clear"/>
-          </w:tcPr>
-          <w:p>
-            <w:r>
-              <w:rPr>
-                <w:b w:val="0"/>
-              </w:rPr>
-              <w:t>internal quality control</w:t>
-            </w:r>
-          </w:p>
-        </w:tc>
-      </w:tr>
-      <w:tr>
-        <w:tc>
-          <w:tcPr>
-            <w:tcW w:type="pct" w:w="22%"/>
-            <w:tcBorders>
-              <w:top w:val="single" w:color="999999" w:sz="4"/>
-              <w:left w:val="single" w:color="999999" w:sz="4"/>
-              <w:bottom w:val="single" w:color="999999" w:sz="4"/>
-              <w:right w:val="single" w:color="999999" w:sz="4"/>
-            </w:tcBorders>
-            <w:shd w:fill="E8E8E8" w:val="clear"/>
-          </w:tcPr>
-          <w:p>
-            <w:r>
-              <w:rPr>
-                <w:b w:val="0"/>
-              </w:rPr>
-              <w:t>NABL</w:t>
-            </w:r>
-          </w:p>
-        </w:tc>
-        <w:tc>
-          <w:tcPr>
-            <w:tcW w:type="pct" w:w="22%"/>
-            <w:tcBorders>
-              <w:top w:val="single" w:color="999999" w:sz="4"/>
-              <w:left w:val="single" w:color="999999" w:sz="4"/>
-              <w:bottom w:val="single" w:color="999999" w:sz="4"/>
-              <w:right w:val="single" w:color="999999" w:sz="4"/>
-            </w:tcBorders>
-            <w:shd w:fill="E8E8E8" w:val="clear"/>
-          </w:tcPr>
-          <w:p>
-            <w:r>
-              <w:rPr>
-                <w:b w:val="0"/>
-              </w:rPr>
-              <w:t>National Accreditation Board for Testing and Calibration Laboratories</w:t>
-            </w:r>
-          </w:p>
-        </w:tc>
-      </w:tr>
-      <w:tr>
-        <w:tc>
-          <w:tcPr>
-            <w:tcW w:type="pct" w:w="22%"/>
-            <w:tcBorders>
-              <w:top w:val="single" w:color="999999" w:sz="4"/>
-              <w:left w:val="single" w:color="999999" w:sz="4"/>
-              <w:bottom w:val="single" w:color="999999" w:sz="4"/>
-              <w:right w:val="single" w:color="999999" w:sz="4"/>
-            </w:tcBorders>
-            <w:shd w:fill="E8E8E8" w:val="clear"/>
-          </w:tcPr>
-          <w:p>
-            <w:r>
-              <w:rPr>
-                <w:b w:val="0"/>
-              </w:rPr>
-              <w:t>NABH</w:t>
-            </w:r>
-          </w:p>
-        </w:tc>
-        <w:tc>
-          <w:tcPr>
-            <w:tcW w:type="pct" w:w="22%"/>
-            <w:tcBorders>
-              <w:top w:val="single" w:color="999999" w:sz="4"/>
-              <w:left w:val="single" w:color="999999" w:sz="4"/>
-              <w:bottom w:val="single" w:color="999999" w:sz="4"/>
-              <w:right w:val="single" w:color="999999" w:sz="4"/>
-            </w:tcBorders>
-            <w:shd w:fill="E8E8E8" w:val="clear"/>
-          </w:tcPr>
-          <w:p>
-            <w:r>
-              <w:rPr>
-                <w:b w:val="0"/>
-              </w:rPr>
-              <w:t>National Accreditation Board for Hospitals and Healthcare Providers</w:t>
-            </w:r>
-          </w:p>
-        </w:tc>
-      </w:tr>
-      <w:tr>
-        <w:tc>
-          <w:tcPr>
-            <w:tcW w:type="pct" w:w="22%"/>
-            <w:tcBorders>
-              <w:top w:val="single" w:color="999999" w:sz="4"/>
-              <w:left w:val="single" w:color="999999" w:sz="4"/>
-              <w:bottom w:val="single" w:color="999999" w:sz="4"/>
-              <w:right w:val="single" w:color="999999" w:sz="4"/>
-            </w:tcBorders>
-            <w:shd w:fill="E8E8E8" w:val="clear"/>
-          </w:tcPr>
-          <w:p>
-            <w:r>
-              <w:rPr>
-                <w:b w:val="0"/>
-              </w:rPr>
-              <w:t>OE</w:t>
-            </w:r>
-          </w:p>
-        </w:tc>
-        <w:tc>
-          <w:tcPr>
-            <w:tcW w:type="pct" w:w="22%"/>
-            <w:tcBorders>
-              <w:top w:val="single" w:color="999999" w:sz="4"/>
-              <w:left w:val="single" w:color="999999" w:sz="4"/>
-              <w:bottom w:val="single" w:color="999999" w:sz="4"/>
-              <w:right w:val="single" w:color="999999" w:sz="4"/>
-            </w:tcBorders>
-            <w:shd w:fill="E8E8E8" w:val="clear"/>
-          </w:tcPr>
-          <w:p>
-            <w:r>
-              <w:rPr>
-                <w:b w:val="0"/>
-              </w:rPr>
-              <w:t>objective element</w:t>
-            </w:r>
-          </w:p>
-        </w:tc>
-      </w:tr>
-      <w:tr>
-        <w:tc>
-          <w:tcPr>
-            <w:tcW w:type="pct" w:w="22%"/>
-            <w:tcBorders>
-              <w:top w:val="single" w:color="999999" w:sz="4"/>
-              <w:left w:val="single" w:color="999999" w:sz="4"/>
-              <w:bottom w:val="single" w:color="999999" w:sz="4"/>
-              <w:right w:val="single" w:color="999999" w:sz="4"/>
-            </w:tcBorders>
-            <w:shd w:fill="E8E8E8" w:val="clear"/>
-          </w:tcPr>
-          <w:p>
-            <w:r>
-              <w:rPr>
-                <w:b w:val="0"/>
-              </w:rPr>
-              <w:t>PPE</w:t>
-            </w:r>
-          </w:p>
-        </w:tc>
-        <w:tc>
-          <w:tcPr>
-            <w:tcW w:type="pct" w:w="22%"/>
-            <w:tcBorders>
-              <w:top w:val="single" w:color="999999" w:sz="4"/>
-              <w:left w:val="single" w:color="999999" w:sz="4"/>
-              <w:bottom w:val="single" w:color="999999" w:sz="4"/>
-              <w:right w:val="single" w:color="999999" w:sz="4"/>
-            </w:tcBorders>
-            <w:shd w:fill="E8E8E8" w:val="clear"/>
-          </w:tcPr>
-          <w:p>
-            <w:r>
-              <w:rPr>
-                <w:b w:val="0"/>
-              </w:rPr>
-              <w:t>personal protective equipment</w:t>
-            </w:r>
-          </w:p>
-        </w:tc>
-      </w:tr>
-      <w:tr>
-        <w:tc>
-          <w:tcPr>
-            <w:tcW w:type="pct" w:w="22%"/>
-            <w:tcBorders>
-              <w:top w:val="single" w:color="999999" w:sz="4"/>
-              <w:left w:val="single" w:color="999999" w:sz="4"/>
-              <w:bottom w:val="single" w:color="999999" w:sz="4"/>
-              <w:right w:val="single" w:color="999999" w:sz="4"/>
-            </w:tcBorders>
-            <w:shd w:fill="E8E8E8" w:val="clear"/>
-          </w:tcPr>
-          <w:p>
-            <w:r>
-              <w:rPr>
-                <w:b w:val="0"/>
-              </w:rPr>
-              <w:t>PSQ</w:t>
-            </w:r>
-          </w:p>
-        </w:tc>
-        <w:tc>
-          <w:tcPr>
-            <w:tcW w:type="pct" w:w="22%"/>
-            <w:tcBorders>
-              <w:top w:val="single" w:color="999999" w:sz="4"/>
-              <w:left w:val="single" w:color="999999" w:sz="4"/>
-              <w:bottom w:val="single" w:color="999999" w:sz="4"/>
-              <w:right w:val="single" w:color="999999" w:sz="4"/>
-            </w:tcBorders>
-            <w:shd w:fill="E8E8E8" w:val="clear"/>
-          </w:tcPr>
-          <w:p>
-            <w:r>
-              <w:rPr>
-                <w:b w:val="0"/>
-              </w:rPr>
-              <w:t>Patient Safety and Quality (NABH SHCO chapter)</w:t>
-            </w:r>
-          </w:p>
-        </w:tc>
-      </w:tr>
-      <w:tr>
-        <w:tc>
-          <w:tcPr>
-            <w:tcW w:type="pct" w:w="22%"/>
-            <w:tcBorders>
-              <w:top w:val="single" w:color="999999" w:sz="4"/>
-              <w:left w:val="single" w:color="999999" w:sz="4"/>
-              <w:bottom w:val="single" w:color="999999" w:sz="4"/>
-              <w:right w:val="single" w:color="999999" w:sz="4"/>
-            </w:tcBorders>
-            <w:shd w:fill="E8E8E8" w:val="clear"/>
-          </w:tcPr>
-          <w:p>
-            <w:r>
-              <w:rPr>
-                <w:b w:val="0"/>
-              </w:rPr>
-              <w:t>SHCO</w:t>
-            </w:r>
-          </w:p>
-        </w:tc>
-        <w:tc>
-          <w:tcPr>
-            <w:tcW w:type="pct" w:w="22%"/>
-            <w:tcBorders>
-              <w:top w:val="single" w:color="999999" w:sz="4"/>
-              <w:left w:val="single" w:color="999999" w:sz="4"/>
-              <w:bottom w:val="single" w:color="999999" w:sz="4"/>
-              <w:right w:val="single" w:color="999999" w:sz="4"/>
-            </w:tcBorders>
-            <w:shd w:fill="E8E8E8" w:val="clear"/>
-          </w:tcPr>
-          <w:p>
-            <w:r>
-              <w:rPr>
-                <w:b w:val="0"/>
-              </w:rPr>
-              <w:t>Standards for Small Healthcare Organisations</w:t>
-            </w:r>
-          </w:p>
-        </w:tc>
-      </w:tr>
-      <w:tr>
-        <w:tc>
-          <w:tcPr>
-            <w:tcW w:type="pct" w:w="22%"/>
-            <w:tcBorders>
-              <w:top w:val="single" w:color="999999" w:sz="4"/>
-              <w:left w:val="single" w:color="999999" w:sz="4"/>
-              <w:bottom w:val="single" w:color="999999" w:sz="4"/>
-              <w:right w:val="single" w:color="999999" w:sz="4"/>
-            </w:tcBorders>
-            <w:shd w:fill="E8E8E8" w:val="clear"/>
-          </w:tcPr>
-          <w:p>
-            <w:r>
-              <w:rPr>
-                <w:b w:val="0"/>
-              </w:rPr>
-              <w:t>TAT</w:t>
-            </w:r>
-          </w:p>
-        </w:tc>
-        <w:tc>
-          <w:tcPr>
-            <w:tcW w:type="pct" w:w="22%"/>
-            <w:tcBorders>
-              <w:top w:val="single" w:color="999999" w:sz="4"/>
-              <w:left w:val="single" w:color="999999" w:sz="4"/>
-              <w:bottom w:val="single" w:color="999999" w:sz="4"/>
-              <w:right w:val="single" w:color="999999" w:sz="4"/>
-            </w:tcBorders>
-            <w:shd w:fill="E8E8E8" w:val="clear"/>
-          </w:tcPr>
-          <w:p>
-            <w:r>
-              <w:rPr>
-                <w:b w:val="0"/>
-              </w:rPr>
-              <w:t>turnaround time</w:t>
-            </w:r>
-          </w:p>
-        </w:tc>
-      </w:tr>
-    </w:tbl>
-    <w:p>
-      <w:pPr>
-        <w:pStyle w:val="Heading1"/>
-        <w:spacing w:after="120" w:before="280"/>
-      </w:pPr>
-      <w:r>
-        <w:t>11. Traceability to NABH SHCO 3rd Edition AAC.4</w:t>
-      </w:r>
-    </w:p>
-    <w:p>
-      <w:pPr>
-        <w:spacing w:after="120"/>
-      </w:pPr>
-      <w:r>
-        <w:rPr>
-          <w:i/>
-          <w:iCs/>
-          <w:sz w:val="20"/>
-          <w:szCs w:val="20"/>
-        </w:rPr>
-        <w:t xml:space="preserve">This table is an index. It is not how the policy is organised.</w:t>
-      </w:r>
-    </w:p>
     <w:p>
       <w:pPr>
         <w:pStyle w:val="Heading1"/>

--- a/policies/build/masters/AAC.4_v2_master.docx
+++ b/policies/build/masters/AAC.4_v2_master.docx
@@ -710,7 +710,7 @@
           <w:sz w:val="22"/>
           <w:szCs w:val="22"/>
         </w:rPr>
-        <w:t xml:space="preserve">It covers the eight elements AAC.4.a–h: scope of services, infrastructure and human resources, specimen handling, TAT, critical results, outsourcing, quality assurance programme, and calibration and maintenance.</w:t>
+        <w:t>It covers eight elements: scope of services, infrastructure and human resources, specimen handling, TAT, critical results, outsourcing, quality assurance programme, and calibration and maintenance.</w:t>
       </w:r>
     </w:p>
     <w:p>
@@ -968,7 +968,7 @@
           <w:sz w:val="22"/>
           <w:szCs w:val="22"/>
         </w:rPr>
-        <w:t xml:space="preserve">Disposal: specimens after processing are disposed of as per Bio-Medical Waste Management Rules, 2016 (AAC.6 owns laboratory safety; disposal is a service step here).</w:t>
+        <w:t>Disposal: specimens after processing are disposed of as per Bio-Medical Waste Management Rules, 2016.</w:t>
       </w:r>
     </w:p>
     <w:p>
@@ -4836,7 +4836,7 @@
           <w:sz w:val="22"/>
           <w:szCs w:val="22"/>
         </w:rPr>
-        <w:t xml:space="preserve">Bio-Medical Waste Management Rules, 2016 — specimen disposal (safety programme is AAC.6).</w:t>
+        <w:t>Bio-Medical Waste Management Rules, 2016 — specimen disposal, handled under the laboratory safety programme.</w:t>
       </w:r>
     </w:p>
     <w:p>

--- a/policies/build/masters/AAC.4_v2_master.docx
+++ b/policies/build/masters/AAC.4_v2_master.docx
@@ -4802,8 +4802,23 @@
           <w:sz w:val="22"/>
           <w:szCs w:val="22"/>
         </w:rPr>
-        <w:t xml:space="preserve">National Accreditation Board for Hospitals and Healthcare Providers (NABH), Standards for Small Healthcare Organisations, 3rd Edition — Access, Assessment and Continuity of Care chapter, standard AAC.4.</w:t>
-      </w:r>
+      </w:r>
+      <w:r>
+        <w:rPr>
+          <w:sz w:val="22"/>
+        </w:rPr>
+        <w:t xml:space="preserve">National Accreditation Board for Hospitals &amp; Healthcare Providers. (2022). Standards for small healthcare organisations (3rd ed.) — Access, Assessment and Continuity of Care chapter, standard AAC.4. </w:t>
+      </w:r>
+      <w:hyperlink r:id="rId9">
+        <w:r>
+          <w:rPr>
+            <w:rStyle w:val="Hyperlink"/>
+            <w:sz w:val="22"/>
+            <w:szCs w:val="22"/>
+          </w:rPr>
+          <w:t>https://nabh.co/programmes/small-healthcare-organisation-shco-accreditation-programme/</w:t>
+        </w:r>
+      </w:hyperlink>
     </w:p>
     <w:p>
       <w:pPr>
